--- a/wiki/docs/requisitos_tecnicos.docx
+++ b/wiki/docs/requisitos_tecnicos.docx
@@ -6,10 +6,14 @@
       <w:pPr>
         <w:pStyle w:val="Title"/>
         <w:jc w:val="center"/>
-        <w:rPr/>
+        <w:rPr>
+          <w:lang w:val="es-ES" w:eastAsia="en-US" w:bidi="ar-SA"/>
+        </w:rPr>
       </w:pPr>
       <w:r>
-        <w:rPr/>
+        <w:rPr>
+          <w:lang w:val="es-ES" w:eastAsia="en-US" w:bidi="ar-SA"/>
+        </w:rPr>
         <w:t>DOCUMENTO DE REQUISITOS TÉCNICOS</w:t>
       </w:r>
     </w:p>
@@ -17,10 +21,14 @@
       <w:pPr>
         <w:pStyle w:val="Subtitle"/>
         <w:jc w:val="center"/>
-        <w:rPr/>
+        <w:rPr>
+          <w:lang w:val="es-ES" w:eastAsia="en-US" w:bidi="ar-SA"/>
+        </w:rPr>
       </w:pPr>
       <w:r>
-        <w:rPr/>
+        <w:rPr>
+          <w:lang w:val="es-ES" w:eastAsia="en-US" w:bidi="ar-SA"/>
+        </w:rPr>
         <w:t>Aplicación: SmartEconomat</w:t>
       </w:r>
     </w:p>
@@ -31,8 +39,30 @@
         <w:rPr/>
       </w:pPr>
       <w:r>
-        <w:rPr/>
-        <w:t>Autor: Equipo de Desarrollo</w:t>
+        <w:rPr>
+          <w:lang w:val="es-ES" w:eastAsia="en-US" w:bidi="ar-SA"/>
+        </w:rPr>
+        <w:t>Autor</w:t>
+      </w:r>
+      <w:r>
+        <w:rPr>
+          <w:lang w:val="es-ES" w:eastAsia="en-US" w:bidi="ar-SA"/>
+        </w:rPr>
+        <w:t>es</w:t>
+      </w:r>
+      <w:r>
+        <w:rPr>
+          <w:lang w:val="es-ES" w:eastAsia="en-US" w:bidi="ar-SA"/>
+        </w:rPr>
+        <w:t xml:space="preserve">: </w:t>
+      </w:r>
+      <w:r>
+        <w:rPr>
+          <w:rFonts w:eastAsia="Times New Roman" w:ascii="Times New Roman" w:hAnsi="Times New Roman"/>
+          <w:sz w:val="24"/>
+          <w:lang w:val="es-ES" w:eastAsia="en-US" w:bidi="ar-SA"/>
+        </w:rPr>
+        <w:t xml:space="preserve">Darel Martínez Caballero, </w:t>
       </w:r>
     </w:p>
     <w:p>
@@ -42,17 +72,85 @@
         <w:rPr/>
       </w:pPr>
       <w:r>
+        <w:rPr>
+          <w:rFonts w:eastAsia="Times New Roman" w:ascii="Times New Roman" w:hAnsi="Times New Roman"/>
+          <w:sz w:val="24"/>
+          <w:lang w:val="es-ES" w:eastAsia="en-US" w:bidi="ar-SA"/>
+        </w:rPr>
+        <w:t xml:space="preserve">Sergio Herrera Rodríguez, </w:t>
+      </w:r>
+    </w:p>
+    <w:p>
+      <w:pPr>
+        <w:pStyle w:val="Subtitle"/>
+        <w:jc w:val="center"/>
         <w:rPr/>
+      </w:pPr>
+      <w:r>
+        <w:rPr>
+          <w:rFonts w:eastAsia="Times New Roman" w:ascii="Times New Roman" w:hAnsi="Times New Roman"/>
+          <w:sz w:val="24"/>
+          <w:lang w:val="es-ES" w:eastAsia="en-US" w:bidi="ar-SA"/>
+        </w:rPr>
+        <w:t xml:space="preserve">Alexis Daniel Ruiz Salazar, </w:t>
+      </w:r>
+    </w:p>
+    <w:p>
+      <w:pPr>
+        <w:pStyle w:val="Subtitle"/>
+        <w:jc w:val="center"/>
+        <w:rPr/>
+      </w:pPr>
+      <w:r>
+        <w:rPr>
+          <w:rFonts w:eastAsia="Times New Roman" w:ascii="Times New Roman" w:hAnsi="Times New Roman"/>
+          <w:sz w:val="24"/>
+          <w:lang w:val="es-ES" w:eastAsia="en-US" w:bidi="ar-SA"/>
+        </w:rPr>
+        <w:t xml:space="preserve">Luis Guillermo Colmenares Torres, </w:t>
+      </w:r>
+    </w:p>
+    <w:p>
+      <w:pPr>
+        <w:pStyle w:val="Subtitle"/>
+        <w:jc w:val="center"/>
+        <w:rPr/>
+      </w:pPr>
+      <w:r>
+        <w:rPr>
+          <w:rFonts w:eastAsia="Times New Roman" w:ascii="Times New Roman" w:hAnsi="Times New Roman"/>
+          <w:sz w:val="24"/>
+          <w:lang w:val="es-ES" w:eastAsia="en-US" w:bidi="ar-SA"/>
+        </w:rPr>
+        <w:t>Maurizio Giovanni Hernández Camisa</w:t>
+      </w:r>
+    </w:p>
+    <w:p>
+      <w:pPr>
+        <w:pStyle w:val="Subtitle"/>
+        <w:jc w:val="center"/>
+        <w:rPr>
+          <w:lang w:val="es-ES" w:eastAsia="en-US" w:bidi="ar-SA"/>
+        </w:rPr>
+      </w:pPr>
+      <w:r>
+        <w:rPr>
+          <w:lang w:val="es-ES" w:eastAsia="en-US" w:bidi="ar-SA"/>
+        </w:rPr>
         <w:t>Fecha: 09 de octubre de 2025</w:t>
       </w:r>
     </w:p>
     <w:p>
       <w:pPr>
         <w:pStyle w:val="Normal"/>
-        <w:rPr/>
+        <w:rPr>
+          <w:lang w:val="es-ES" w:eastAsia="en-US" w:bidi="ar-SA"/>
+        </w:rPr>
       </w:pPr>
       <w:r>
-        <w:rPr/>
+        <w:rPr>
+          <w:lang w:val="es-ES" w:eastAsia="en-US" w:bidi="ar-SA"/>
+        </w:rPr>
       </w:r>
       <w:r>
         <w:br w:type="page"/>
@@ -62,10 +160,14 @@
       <w:pPr>
         <w:pStyle w:val="Heading1"/>
         <w:spacing w:before="0" w:after="0"/>
-        <w:rPr/>
+        <w:rPr>
+          <w:lang w:val="es-ES" w:eastAsia="en-US" w:bidi="ar-SA"/>
+        </w:rPr>
       </w:pPr>
       <w:r>
-        <w:rPr/>
+        <w:rPr>
+          <w:lang w:val="es-ES" w:eastAsia="en-US" w:bidi="ar-SA"/>
+        </w:rPr>
         <w:t>1. Introducción</w:t>
       </w:r>
     </w:p>
@@ -73,53 +175,162 @@
       <w:pPr>
         <w:pStyle w:val="Normal"/>
         <w:spacing w:lineRule="auto" w:line="360" w:before="0" w:after="120"/>
-        <w:rPr/>
+        <w:rPr>
+          <w:lang w:val="es-ES" w:eastAsia="en-US" w:bidi="ar-SA"/>
+        </w:rPr>
       </w:pPr>
       <w:r>
-        <w:rPr/>
+        <w:rPr>
+          <w:lang w:val="es-ES" w:eastAsia="en-US" w:bidi="ar-SA"/>
+        </w:rPr>
         <w:t>Este documento describe los requisitos técnicos del sistema SmartEconomat, diseñado para la gestión integral de inventarios en entornos educativos. Su objetivo es establecer la base técnica para el desarrollo, despliegue y mantenimiento de la aplicación, asegurando trazabilidad y calidad del software.</w:t>
       </w:r>
     </w:p>
     <w:p>
       <w:pPr>
         <w:pStyle w:val="Heading1"/>
-        <w:rPr/>
+        <w:rPr>
+          <w:lang w:val="es-ES" w:eastAsia="en-US" w:bidi="ar-SA"/>
+        </w:rPr>
       </w:pPr>
       <w:r>
-        <w:rPr/>
+        <w:rPr>
+          <w:lang w:val="es-ES" w:eastAsia="en-US" w:bidi="ar-SA"/>
+        </w:rPr>
         <w:t>2. Objetivos del Sistema</w:t>
       </w:r>
     </w:p>
     <w:p>
       <w:pPr>
         <w:pStyle w:val="Normal"/>
+        <w:numPr>
+          <w:ilvl w:val="0"/>
+          <w:numId w:val="7"/>
+        </w:numPr>
+        <w:tabs>
+          <w:tab w:val="clear" w:pos="720"/>
+          <w:tab w:val="left" w:pos="1233" w:leader="none"/>
+        </w:tabs>
         <w:spacing w:lineRule="auto" w:line="360" w:before="0" w:after="120"/>
-        <w:rPr/>
+        <w:ind w:hanging="170" w:left="170" w:right="0"/>
+        <w:rPr>
+          <w:lang w:val="es-ES"/>
+        </w:rPr>
       </w:pPr>
       <w:r>
-        <w:rPr/>
-        <w:t xml:space="preserve">• </w:t>
-      </w:r>
-      <w:r>
-        <w:rPr/>
+        <w:rPr>
+          <w:lang w:val="es-ES"/>
+        </w:rPr>
         <w:t>Automatizar el registro, control y seguimiento de inventarios perecederos y no perecederos.</w:t>
-        <w:br/>
-        <w:t>• Facilitar la elaboración de pedidos a proveedores.</w:t>
-        <w:br/>
-        <w:t>• Reducir errores humanos en la gestión de insumos.</w:t>
-        <w:br/>
-        <w:t>• Generar reportes automáticos en formato PDF.</w:t>
-        <w:br/>
-        <w:t>• Mejorar la trazabilidad y control de caducidades mediante FIFO y LIFO.</w:t>
       </w:r>
     </w:p>
     <w:p>
       <w:pPr>
+        <w:pStyle w:val="Normal"/>
+        <w:numPr>
+          <w:ilvl w:val="0"/>
+          <w:numId w:val="7"/>
+        </w:numPr>
+        <w:tabs>
+          <w:tab w:val="clear" w:pos="720"/>
+          <w:tab w:val="left" w:pos="1233" w:leader="none"/>
+        </w:tabs>
+        <w:spacing w:lineRule="auto" w:line="360" w:before="0" w:after="120"/>
+        <w:ind w:hanging="170" w:left="170" w:right="0"/>
+        <w:rPr>
+          <w:lang w:val="es-ES"/>
+        </w:rPr>
+      </w:pPr>
+      <w:r>
+        <w:rPr>
+          <w:lang w:val="es-ES"/>
+        </w:rPr>
+        <w:t>Facilitar la elaboración de pedidos a proveedores.</w:t>
+      </w:r>
+    </w:p>
+    <w:p>
+      <w:pPr>
+        <w:pStyle w:val="Normal"/>
+        <w:numPr>
+          <w:ilvl w:val="0"/>
+          <w:numId w:val="7"/>
+        </w:numPr>
+        <w:tabs>
+          <w:tab w:val="clear" w:pos="720"/>
+          <w:tab w:val="left" w:pos="1233" w:leader="none"/>
+        </w:tabs>
+        <w:spacing w:lineRule="auto" w:line="360" w:before="0" w:after="120"/>
+        <w:ind w:hanging="170" w:left="170" w:right="0"/>
+        <w:rPr>
+          <w:lang w:val="es-ES"/>
+        </w:rPr>
+      </w:pPr>
+      <w:r>
+        <w:rPr>
+          <w:lang w:val="es-ES"/>
+        </w:rPr>
+        <w:t>Reducir errores humanos en la gestión de insumos.</w:t>
+      </w:r>
+    </w:p>
+    <w:p>
+      <w:pPr>
+        <w:pStyle w:val="Normal"/>
+        <w:numPr>
+          <w:ilvl w:val="0"/>
+          <w:numId w:val="7"/>
+        </w:numPr>
+        <w:tabs>
+          <w:tab w:val="clear" w:pos="720"/>
+          <w:tab w:val="left" w:pos="1233" w:leader="none"/>
+        </w:tabs>
+        <w:spacing w:lineRule="auto" w:line="360" w:before="0" w:after="120"/>
+        <w:ind w:hanging="170" w:left="170" w:right="0"/>
+        <w:rPr>
+          <w:lang w:val="es-ES"/>
+        </w:rPr>
+      </w:pPr>
+      <w:r>
+        <w:rPr>
+          <w:lang w:val="es-ES"/>
+        </w:rPr>
+        <w:t>Generar reportes automáticos en formato PDF.</w:t>
+      </w:r>
+    </w:p>
+    <w:p>
+      <w:pPr>
+        <w:pStyle w:val="Normal"/>
+        <w:numPr>
+          <w:ilvl w:val="0"/>
+          <w:numId w:val="7"/>
+        </w:numPr>
+        <w:tabs>
+          <w:tab w:val="clear" w:pos="720"/>
+          <w:tab w:val="left" w:pos="1233" w:leader="none"/>
+        </w:tabs>
+        <w:spacing w:lineRule="auto" w:line="360" w:before="0" w:after="120"/>
+        <w:ind w:hanging="170" w:left="170" w:right="0"/>
+        <w:rPr>
+          <w:lang w:val="es-ES"/>
+        </w:rPr>
+      </w:pPr>
+      <w:r>
+        <w:rPr>
+          <w:lang w:val="es-ES"/>
+        </w:rPr>
+        <w:t>Mejorar la trazabilidad y control de caducidades mediante FIFO y LIFO.</w:t>
+      </w:r>
+    </w:p>
+    <w:p>
+      <w:pPr>
         <w:pStyle w:val="Heading1"/>
-        <w:rPr/>
+        <w:rPr>
+          <w:lang w:val="es-ES" w:eastAsia="en-US" w:bidi="ar-SA"/>
+        </w:rPr>
       </w:pPr>
       <w:r>
-        <w:rPr/>
+        <w:rPr>
+          <w:lang w:val="es-ES" w:eastAsia="en-US" w:bidi="ar-SA"/>
+        </w:rPr>
         <w:t>3. Alcance</w:t>
       </w:r>
     </w:p>
@@ -127,163 +338,814 @@
       <w:pPr>
         <w:pStyle w:val="Normal"/>
         <w:spacing w:lineRule="auto" w:line="360" w:before="0" w:after="120"/>
-        <w:rPr/>
+        <w:rPr>
+          <w:lang w:val="es-ES" w:eastAsia="en-US" w:bidi="ar-SA"/>
+        </w:rPr>
       </w:pPr>
       <w:r>
-        <w:rPr/>
+        <w:rPr>
+          <w:lang w:val="es-ES" w:eastAsia="en-US" w:bidi="ar-SA"/>
+        </w:rPr>
         <w:t>El sistema cubrirá la gestión completa del inventario escolar, desde la recepción de productos hasta su uso en clases. Incluye módulos de usuarios, proveedores, pedidos, inventario y reportes. No contempla funciones de facturación, nómina ni gestión contable.</w:t>
       </w:r>
     </w:p>
     <w:p>
       <w:pPr>
         <w:pStyle w:val="Heading1"/>
-        <w:rPr/>
+        <w:rPr>
+          <w:lang w:val="es-ES" w:eastAsia="en-US" w:bidi="ar-SA"/>
+        </w:rPr>
       </w:pPr>
       <w:r>
-        <w:rPr/>
+        <w:rPr>
+          <w:lang w:val="es-ES" w:eastAsia="en-US" w:bidi="ar-SA"/>
+        </w:rPr>
         <w:t>4. Definiciones y Referencias</w:t>
       </w:r>
     </w:p>
     <w:p>
       <w:pPr>
         <w:pStyle w:val="Normal"/>
+        <w:numPr>
+          <w:ilvl w:val="0"/>
+          <w:numId w:val="7"/>
+        </w:numPr>
+        <w:tabs>
+          <w:tab w:val="clear" w:pos="720"/>
+          <w:tab w:val="left" w:pos="1233" w:leader="none"/>
+        </w:tabs>
         <w:spacing w:lineRule="auto" w:line="360" w:before="0" w:after="120"/>
-        <w:rPr/>
-      </w:pPr>
-      <w:r>
-        <w:rPr/>
-        <w:t xml:space="preserve">• </w:t>
-      </w:r>
+        <w:ind w:hanging="170" w:left="170" w:right="0"/>
+        <w:rPr>
+          <w:lang w:val="es-ES"/>
+        </w:rPr>
+      </w:pPr>
       <w:r>
         <w:rPr>
           <w:b/>
           <w:bCs/>
+          <w:lang w:val="es-ES"/>
         </w:rPr>
         <w:t>FIFO (First In, First Out):</w:t>
       </w:r>
       <w:r>
-        <w:rPr/>
+        <w:rPr>
+          <w:lang w:val="es-ES"/>
+        </w:rPr>
         <w:t xml:space="preserve"> método que prioriza el uso de los productos más antiguos.</w:t>
-        <w:br/>
-        <w:t xml:space="preserve">• </w:t>
       </w:r>
+    </w:p>
+    <w:p>
+      <w:pPr>
+        <w:pStyle w:val="Normal"/>
+        <w:numPr>
+          <w:ilvl w:val="0"/>
+          <w:numId w:val="7"/>
+        </w:numPr>
+        <w:tabs>
+          <w:tab w:val="clear" w:pos="720"/>
+          <w:tab w:val="left" w:pos="1233" w:leader="none"/>
+        </w:tabs>
+        <w:spacing w:lineRule="auto" w:line="360" w:before="0" w:after="120"/>
+        <w:ind w:hanging="170" w:left="170" w:right="0"/>
+        <w:rPr>
+          <w:lang w:val="es-ES"/>
+        </w:rPr>
+      </w:pPr>
       <w:r>
         <w:rPr>
           <w:b/>
           <w:bCs/>
+          <w:lang w:val="es-ES"/>
         </w:rPr>
-        <w:t>LIFO (Last In, First Out):</w:t>
-      </w:r>
-      <w:r>
-        <w:rPr/>
-        <w:t xml:space="preserve"> método que prioriza los productos más nuevos.</w:t>
-        <w:br/>
+        <w:t xml:space="preserve">LIFO (Last In, First Out): </w:t>
       </w:r>
       <w:r>
         <w:rPr>
-          <w:b w:val="false"/>
-          <w:bCs w:val="false"/>
+          <w:lang w:val="es-ES"/>
         </w:rPr>
-        <w:t xml:space="preserve">• </w:t>
+        <w:t>método que prioriza los productos más nuevos.</w:t>
       </w:r>
+    </w:p>
+    <w:p>
+      <w:pPr>
+        <w:pStyle w:val="Normal"/>
+        <w:numPr>
+          <w:ilvl w:val="0"/>
+          <w:numId w:val="7"/>
+        </w:numPr>
+        <w:tabs>
+          <w:tab w:val="clear" w:pos="720"/>
+          <w:tab w:val="left" w:pos="1233" w:leader="none"/>
+        </w:tabs>
+        <w:spacing w:lineRule="auto" w:line="360" w:before="0" w:after="120"/>
+        <w:ind w:hanging="170" w:left="170" w:right="0"/>
+        <w:rPr>
+          <w:lang w:val="es-ES"/>
+        </w:rPr>
+      </w:pPr>
       <w:r>
         <w:rPr>
           <w:b/>
           <w:bCs/>
+          <w:lang w:val="es-ES"/>
         </w:rPr>
-        <w:t xml:space="preserve">SmartEconomat: </w:t>
+        <w:t>SmartEconomat:</w:t>
       </w:r>
       <w:r>
-        <w:rPr/>
-        <w:t>aplicación web/móvil desarrollada por el equipo de desarrollo académico.</w:t>
-        <w:br/>
-        <w:t xml:space="preserve">• </w:t>
+        <w:rPr>
+          <w:lang w:val="es-ES"/>
+        </w:rPr>
+        <w:t xml:space="preserve"> aplicación web/móvil desarrollada por el equipo de desarrollo cadémico.</w:t>
       </w:r>
+    </w:p>
+    <w:p>
+      <w:pPr>
+        <w:pStyle w:val="Normal"/>
+        <w:numPr>
+          <w:ilvl w:val="0"/>
+          <w:numId w:val="7"/>
+        </w:numPr>
+        <w:tabs>
+          <w:tab w:val="clear" w:pos="720"/>
+          <w:tab w:val="left" w:pos="1233" w:leader="none"/>
+        </w:tabs>
+        <w:spacing w:lineRule="auto" w:line="360" w:before="0" w:after="120"/>
+        <w:ind w:hanging="170" w:left="170" w:right="0"/>
+        <w:rPr>
+          <w:lang w:val="es-ES"/>
+        </w:rPr>
+      </w:pPr>
       <w:r>
         <w:rPr>
           <w:b/>
           <w:bCs/>
+          <w:lang w:val="es-ES"/>
         </w:rPr>
-        <w:t>Referencias</w:t>
+        <w:t xml:space="preserve">Referencias: </w:t>
       </w:r>
       <w:r>
-        <w:rPr/>
-        <w:t>: IEEE 830-1998, ISO/IEC/IEEE 29148:2018.</w:t>
+        <w:rPr>
+          <w:lang w:val="es-ES"/>
+        </w:rPr>
+        <w:t>IEEE 830-1998, ISO/IEC/IEEE 29148:2018.</w:t>
       </w:r>
     </w:p>
     <w:p>
       <w:pPr>
         <w:pStyle w:val="Heading1"/>
-        <w:rPr/>
+        <w:rPr>
+          <w:lang w:val="es-ES" w:eastAsia="en-US" w:bidi="ar-SA"/>
+        </w:rPr>
       </w:pPr>
       <w:r>
-        <w:rPr/>
+        <w:rPr>
+          <w:lang w:val="es-ES" w:eastAsia="en-US" w:bidi="ar-SA"/>
+        </w:rPr>
         <w:t>5. Requisitos Funcionales</w:t>
       </w:r>
     </w:p>
     <w:p>
       <w:pPr>
         <w:pStyle w:val="Normal"/>
+        <w:widowControl/>
+        <w:numPr>
+          <w:ilvl w:val="0"/>
+          <w:numId w:val="7"/>
+        </w:numPr>
+        <w:tabs>
+          <w:tab w:val="clear" w:pos="720"/>
+          <w:tab w:val="left" w:pos="1233" w:leader="none"/>
+        </w:tabs>
+        <w:suppressAutoHyphens w:val="true"/>
+        <w:bidi w:val="0"/>
         <w:spacing w:lineRule="auto" w:line="360" w:before="0" w:after="120"/>
+        <w:ind w:hanging="170" w:left="170" w:right="0"/>
+        <w:jc w:val="left"/>
         <w:rPr/>
       </w:pPr>
       <w:r>
+        <w:rPr>
+          <w:lang w:val="es-ES" w:eastAsia="en-US" w:bidi="ar-SA"/>
+        </w:rPr>
+        <w:t>RF01 - El sistema deberá permitir el registro de usuarios por parte del administrador.</w:t>
+      </w:r>
+    </w:p>
+    <w:p>
+      <w:pPr>
+        <w:pStyle w:val="Normal"/>
+        <w:numPr>
+          <w:ilvl w:val="0"/>
+          <w:numId w:val="7"/>
+        </w:numPr>
+        <w:tabs>
+          <w:tab w:val="clear" w:pos="720"/>
+          <w:tab w:val="left" w:pos="1233" w:leader="none"/>
+        </w:tabs>
+        <w:spacing w:lineRule="auto" w:line="360" w:before="0" w:after="120"/>
+        <w:ind w:hanging="170" w:left="170" w:right="0"/>
+        <w:rPr>
+          <w:lang w:val="es-ES"/>
+        </w:rPr>
+      </w:pPr>
+      <w:r>
+        <w:rPr>
+          <w:lang w:val="es-ES"/>
+        </w:rPr>
+        <w:t>RF02 - El sistema deberá gestionar productos perecederos y no perecederos.</w:t>
+      </w:r>
+    </w:p>
+    <w:p>
+      <w:pPr>
+        <w:pStyle w:val="Normal"/>
+        <w:numPr>
+          <w:ilvl w:val="0"/>
+          <w:numId w:val="7"/>
+        </w:numPr>
+        <w:tabs>
+          <w:tab w:val="clear" w:pos="720"/>
+          <w:tab w:val="left" w:pos="1233" w:leader="none"/>
+        </w:tabs>
+        <w:spacing w:lineRule="auto" w:line="360" w:before="0" w:after="120"/>
+        <w:ind w:hanging="170" w:left="170" w:right="0"/>
+        <w:rPr>
+          <w:lang w:val="es-ES"/>
+        </w:rPr>
+      </w:pPr>
+      <w:r>
+        <w:rPr>
+          <w:lang w:val="es-ES"/>
+        </w:rPr>
+        <w:t xml:space="preserve">RF03 - El sistema deberá permitir registrar pedidos a proveedores, sus fechas, historial de precios y código de barras, </w:t>
+      </w:r>
+      <w:r>
+        <w:rPr>
+          <w:lang w:val="es-ES"/>
+        </w:rPr>
+        <w:t>debe permitir un CRUD sobre pedidos.</w:t>
+      </w:r>
+    </w:p>
+    <w:p>
+      <w:pPr>
+        <w:pStyle w:val="Normal"/>
+        <w:numPr>
+          <w:ilvl w:val="0"/>
+          <w:numId w:val="7"/>
+        </w:numPr>
+        <w:tabs>
+          <w:tab w:val="clear" w:pos="720"/>
+          <w:tab w:val="left" w:pos="1233" w:leader="none"/>
+        </w:tabs>
+        <w:spacing w:lineRule="auto" w:line="360" w:before="0" w:after="120"/>
+        <w:ind w:hanging="170" w:left="170" w:right="0"/>
+        <w:rPr>
+          <w:lang w:val="es-ES"/>
+        </w:rPr>
+      </w:pPr>
+      <w:r>
+        <w:rPr>
+          <w:lang w:val="es-ES"/>
+        </w:rPr>
+        <w:t>RF04 - El sistema deberá generar reportes de inventario, pedidos y caducidades.</w:t>
+      </w:r>
+    </w:p>
+    <w:p>
+      <w:pPr>
+        <w:pStyle w:val="Normal"/>
+        <w:numPr>
+          <w:ilvl w:val="0"/>
+          <w:numId w:val="7"/>
+        </w:numPr>
+        <w:tabs>
+          <w:tab w:val="clear" w:pos="720"/>
+          <w:tab w:val="left" w:pos="1233" w:leader="none"/>
+        </w:tabs>
+        <w:spacing w:lineRule="auto" w:line="360" w:before="0" w:after="120"/>
+        <w:ind w:hanging="170" w:left="170" w:right="0"/>
+        <w:rPr>
+          <w:lang w:val="es-ES"/>
+        </w:rPr>
+      </w:pPr>
+      <w:r>
+        <w:rPr>
+          <w:lang w:val="es-ES"/>
+        </w:rPr>
+        <w:t>RF05 - El sistema deberá permitir la exportación de reportes en PDF.</w:t>
+      </w:r>
+    </w:p>
+    <w:p>
+      <w:pPr>
+        <w:pStyle w:val="Normal"/>
+        <w:numPr>
+          <w:ilvl w:val="0"/>
+          <w:numId w:val="7"/>
+        </w:numPr>
+        <w:tabs>
+          <w:tab w:val="clear" w:pos="720"/>
+          <w:tab w:val="left" w:pos="1233" w:leader="none"/>
+        </w:tabs>
+        <w:spacing w:lineRule="auto" w:line="360" w:before="0" w:after="120"/>
+        <w:ind w:hanging="170" w:left="170" w:right="0"/>
+        <w:rPr>
+          <w:lang w:val="es-ES"/>
+        </w:rPr>
+      </w:pPr>
+      <w:r>
+        <w:rPr>
+          <w:lang w:val="es-ES"/>
+        </w:rPr>
+        <w:t xml:space="preserve">RF06 – El sistema deberá permitir </w:t>
+      </w:r>
+      <w:r>
+        <w:rPr>
+          <w:lang w:val="es-ES"/>
+        </w:rPr>
+        <w:t>un CRUD sobre los albaranes.</w:t>
+      </w:r>
+    </w:p>
+    <w:p>
+      <w:pPr>
+        <w:pStyle w:val="Normal"/>
+        <w:numPr>
+          <w:ilvl w:val="0"/>
+          <w:numId w:val="7"/>
+        </w:numPr>
+        <w:tabs>
+          <w:tab w:val="clear" w:pos="720"/>
+          <w:tab w:val="left" w:pos="1233" w:leader="none"/>
+        </w:tabs>
+        <w:spacing w:lineRule="auto" w:line="360" w:before="0" w:after="120"/>
+        <w:ind w:hanging="170" w:left="170" w:right="0"/>
+        <w:rPr>
+          <w:lang w:val="es-ES"/>
+        </w:rPr>
+      </w:pPr>
+      <w:r>
+        <w:rPr>
+          <w:lang w:val="es-ES"/>
+        </w:rPr>
+        <w:t>RF07 – El sistema debe permitir un CRUD de una baja.</w:t>
+      </w:r>
+    </w:p>
+    <w:p>
+      <w:pPr>
+        <w:pStyle w:val="Normal"/>
+        <w:numPr>
+          <w:ilvl w:val="0"/>
+          <w:numId w:val="7"/>
+        </w:numPr>
+        <w:tabs>
+          <w:tab w:val="clear" w:pos="720"/>
+          <w:tab w:val="left" w:pos="1233" w:leader="none"/>
+        </w:tabs>
+        <w:spacing w:lineRule="auto" w:line="360" w:before="0" w:after="120"/>
+        <w:ind w:hanging="170" w:left="170" w:right="0"/>
+        <w:rPr>
+          <w:lang w:val="es-ES"/>
+        </w:rPr>
+      </w:pPr>
+      <w:r>
+        <w:rPr>
+          <w:lang w:val="es-ES"/>
+        </w:rPr>
+        <w:t>RF08 – El sistema deberá disponer de un conjunto predefinido de unidades de medida seleccionables.</w:t>
+      </w:r>
+    </w:p>
+    <w:p>
+      <w:pPr>
+        <w:pStyle w:val="Normal"/>
+        <w:numPr>
+          <w:ilvl w:val="0"/>
+          <w:numId w:val="7"/>
+        </w:numPr>
+        <w:tabs>
+          <w:tab w:val="clear" w:pos="720"/>
+          <w:tab w:val="left" w:pos="1233" w:leader="none"/>
+        </w:tabs>
+        <w:spacing w:lineRule="auto" w:line="360" w:before="0" w:after="120"/>
+        <w:ind w:hanging="170" w:left="170" w:right="0"/>
+        <w:rPr>
+          <w:lang w:val="es-ES"/>
+        </w:rPr>
+      </w:pPr>
+      <w:r>
+        <w:rPr>
+          <w:lang w:val="es-ES"/>
+        </w:rPr>
+        <w:t>RF09 – El sistema deberá mostrar los productos próximos a su fecha de caducidad.</w:t>
+      </w:r>
+    </w:p>
+    <w:p>
+      <w:pPr>
+        <w:pStyle w:val="Normal"/>
+        <w:numPr>
+          <w:ilvl w:val="0"/>
+          <w:numId w:val="7"/>
+        </w:numPr>
+        <w:tabs>
+          <w:tab w:val="clear" w:pos="720"/>
+          <w:tab w:val="left" w:pos="1233" w:leader="none"/>
+        </w:tabs>
+        <w:spacing w:lineRule="auto" w:line="360" w:before="0" w:after="120"/>
+        <w:ind w:hanging="170" w:left="170" w:right="0"/>
+        <w:rPr>
+          <w:lang w:val="es-ES"/>
+        </w:rPr>
+      </w:pPr>
+      <w:r>
+        <w:rPr>
+          <w:lang w:val="es-ES"/>
+        </w:rPr>
+        <w:t xml:space="preserve">RF10 - </w:t>
+      </w:r>
+      <w:r>
+        <w:rPr>
+          <w:lang w:val="es-ES"/>
+        </w:rPr>
+        <w:t>El sistema deberá disponer del historial de movimientos que hagan los usuarios en el inventario.</w:t>
+      </w:r>
+    </w:p>
+    <w:p>
+      <w:pPr>
+        <w:pStyle w:val="Normal"/>
+        <w:numPr>
+          <w:ilvl w:val="0"/>
+          <w:numId w:val="7"/>
+        </w:numPr>
+        <w:tabs>
+          <w:tab w:val="clear" w:pos="720"/>
+          <w:tab w:val="left" w:pos="1233" w:leader="none"/>
+        </w:tabs>
+        <w:spacing w:lineRule="auto" w:line="360" w:before="0" w:after="120"/>
+        <w:ind w:hanging="170" w:left="170" w:right="0"/>
         <w:rPr/>
-        <w:t xml:space="preserve">• </w:t>
+      </w:pPr>
+      <w:r>
+        <w:rPr>
+          <w:lang w:val="es-ES"/>
+        </w:rPr>
+        <w:t xml:space="preserve">RF11 - </w:t>
       </w:r>
       <w:r>
         <w:rPr/>
-        <w:t>RF01 - El sistema deberá permitir el registro de usuarios por parte del administrador.</w:t>
-        <w:br/>
-        <w:t>• RF02 - El sistema deberá gestionar productos perecederos y no perecederos.</w:t>
-        <w:br/>
-        <w:t>• RF03 - El sistema deberá permitir registrar pedidos a proveedores y sus fechas.</w:t>
-        <w:br/>
-        <w:t>• RF04 - El sistema deberá generar reportes de inventario, pedidos y caducidades.</w:t>
-        <w:br/>
-        <w:t>• RF05 - El sistema deberá permitir la exportación de reportes en PDF.</w:t>
+        <w:t>Debe incluir especificaciones de conservación de productos y control del stock siguiendo el método FIFO.</w:t>
       </w:r>
     </w:p>
     <w:p>
       <w:pPr>
-        <w:pStyle w:val="Heading1"/>
+        <w:pStyle w:val="Normal"/>
+        <w:numPr>
+          <w:ilvl w:val="0"/>
+          <w:numId w:val="7"/>
+        </w:numPr>
+        <w:tabs>
+          <w:tab w:val="clear" w:pos="720"/>
+          <w:tab w:val="left" w:pos="1233" w:leader="none"/>
+        </w:tabs>
+        <w:spacing w:lineRule="auto" w:line="360" w:before="0" w:after="120"/>
+        <w:ind w:hanging="170" w:left="170" w:right="0"/>
         <w:rPr/>
       </w:pPr>
       <w:r>
         <w:rPr/>
+        <w:t xml:space="preserve">RF12 - </w:t>
+      </w:r>
+      <w:r>
+        <w:rPr/>
+        <w:t>El sistema debe permitir que un profesor pueda reservar un producto.</w:t>
+      </w:r>
+    </w:p>
+    <w:p>
+      <w:pPr>
+        <w:pStyle w:val="Normal"/>
+        <w:numPr>
+          <w:ilvl w:val="0"/>
+          <w:numId w:val="7"/>
+        </w:numPr>
+        <w:tabs>
+          <w:tab w:val="clear" w:pos="720"/>
+          <w:tab w:val="left" w:pos="1233" w:leader="none"/>
+        </w:tabs>
+        <w:spacing w:lineRule="auto" w:line="360" w:before="0" w:after="120"/>
+        <w:ind w:hanging="170" w:left="170" w:right="0"/>
+        <w:rPr/>
+      </w:pPr>
+      <w:r>
+        <w:rPr/>
+        <w:t xml:space="preserve">RF13 - </w:t>
+      </w:r>
+      <w:r>
+        <w:rPr/>
+        <w:t>El sistema debe registrar cómo llega la mercancía, el albarán correspondiente y permitir la revisión y organización de los datos.</w:t>
+      </w:r>
+    </w:p>
+    <w:p>
+      <w:pPr>
+        <w:pStyle w:val="Normal"/>
+        <w:numPr>
+          <w:ilvl w:val="0"/>
+          <w:numId w:val="7"/>
+        </w:numPr>
+        <w:tabs>
+          <w:tab w:val="clear" w:pos="720"/>
+          <w:tab w:val="left" w:pos="1233" w:leader="none"/>
+        </w:tabs>
+        <w:spacing w:lineRule="auto" w:line="360" w:before="0" w:after="120"/>
+        <w:ind w:hanging="170" w:left="170" w:right="0"/>
+        <w:rPr/>
+      </w:pPr>
+      <w:r>
+        <w:rPr/>
+        <w:t>RF14 – El sistema deberá gestionar usuarios y roles.</w:t>
+      </w:r>
+    </w:p>
+    <w:p>
+      <w:pPr>
+        <w:pStyle w:val="Normal"/>
+        <w:numPr>
+          <w:ilvl w:val="0"/>
+          <w:numId w:val="7"/>
+        </w:numPr>
+        <w:tabs>
+          <w:tab w:val="clear" w:pos="720"/>
+          <w:tab w:val="left" w:pos="1233" w:leader="none"/>
+        </w:tabs>
+        <w:spacing w:lineRule="auto" w:line="360" w:before="0" w:after="120"/>
+        <w:ind w:hanging="170" w:left="170" w:right="0"/>
+        <w:rPr/>
+      </w:pPr>
+      <w:r>
+        <w:rPr/>
+        <w:t xml:space="preserve">RF15 - </w:t>
+      </w:r>
+      <w:r>
+        <w:rPr/>
+        <w:t>El sistema debe permitir registrar el peso de los productos y pasar etiquetas para tener un control físico del inventario.</w:t>
+      </w:r>
+    </w:p>
+    <w:p>
+      <w:pPr>
+        <w:pStyle w:val="Normal"/>
+        <w:numPr>
+          <w:ilvl w:val="0"/>
+          <w:numId w:val="7"/>
+        </w:numPr>
+        <w:tabs>
+          <w:tab w:val="clear" w:pos="720"/>
+          <w:tab w:val="left" w:pos="1233" w:leader="none"/>
+        </w:tabs>
+        <w:spacing w:lineRule="auto" w:line="360" w:before="0" w:after="120"/>
+        <w:ind w:hanging="170" w:left="170" w:right="0"/>
+        <w:rPr/>
+      </w:pPr>
+      <w:r>
+        <w:rPr/>
+        <w:t xml:space="preserve">RF16 - </w:t>
+      </w:r>
+      <w:r>
+        <w:rPr/>
+        <w:t>El sistema deberá aplicar impuestos a cada detalle de albarán.</w:t>
+      </w:r>
+    </w:p>
+    <w:p>
+      <w:pPr>
+        <w:pStyle w:val="Normal"/>
+        <w:numPr>
+          <w:ilvl w:val="0"/>
+          <w:numId w:val="7"/>
+        </w:numPr>
+        <w:tabs>
+          <w:tab w:val="clear" w:pos="720"/>
+          <w:tab w:val="left" w:pos="1233" w:leader="none"/>
+        </w:tabs>
+        <w:spacing w:lineRule="auto" w:line="360" w:before="0" w:after="120"/>
+        <w:ind w:hanging="170" w:left="170" w:right="0"/>
+        <w:rPr/>
+      </w:pPr>
+      <w:r>
+        <w:rPr/>
+        <w:t xml:space="preserve">RF17 - </w:t>
+      </w:r>
+      <w:r>
+        <w:rPr/>
+        <w:t>El sistema deberá permitir modificar el estado de los pedidos</w:t>
+      </w:r>
+    </w:p>
+    <w:p>
+      <w:pPr>
+        <w:pStyle w:val="Normal"/>
+        <w:numPr>
+          <w:ilvl w:val="0"/>
+          <w:numId w:val="7"/>
+        </w:numPr>
+        <w:tabs>
+          <w:tab w:val="clear" w:pos="720"/>
+          <w:tab w:val="left" w:pos="1233" w:leader="none"/>
+        </w:tabs>
+        <w:spacing w:lineRule="auto" w:line="360" w:before="0" w:after="120"/>
+        <w:ind w:hanging="170" w:left="170" w:right="0"/>
+        <w:rPr/>
+      </w:pPr>
+      <w:r>
+        <w:rPr/>
+        <w:t xml:space="preserve">RF18 - </w:t>
+      </w:r>
+      <w:r>
+        <w:rPr/>
+        <w:t>El sistema deberá permitir crear, leer, actualizar y eliminar recetas.</w:t>
+      </w:r>
+    </w:p>
+    <w:p>
+      <w:pPr>
+        <w:pStyle w:val="Normal"/>
+        <w:numPr>
+          <w:ilvl w:val="0"/>
+          <w:numId w:val="7"/>
+        </w:numPr>
+        <w:tabs>
+          <w:tab w:val="clear" w:pos="720"/>
+          <w:tab w:val="left" w:pos="1233" w:leader="none"/>
+        </w:tabs>
+        <w:spacing w:lineRule="auto" w:line="360" w:before="0" w:after="120"/>
+        <w:ind w:hanging="170" w:left="170" w:right="0"/>
+        <w:rPr/>
+      </w:pPr>
+      <w:r>
+        <w:rPr/>
+        <w:t>RF19 – EL sistema deberá poder registrar alimentos y sus alérgenos.</w:t>
+      </w:r>
+    </w:p>
+    <w:p>
+      <w:pPr>
+        <w:pStyle w:val="Heading1"/>
+        <w:rPr>
+          <w:lang w:val="es-ES" w:eastAsia="en-US" w:bidi="ar-SA"/>
+        </w:rPr>
+      </w:pPr>
+      <w:r>
+        <w:rPr>
+          <w:lang w:val="es-ES" w:eastAsia="en-US" w:bidi="ar-SA"/>
+        </w:rPr>
         <w:t>6. Requisitos No Funcionales</w:t>
       </w:r>
     </w:p>
     <w:p>
       <w:pPr>
         <w:pStyle w:val="Normal"/>
+        <w:numPr>
+          <w:ilvl w:val="0"/>
+          <w:numId w:val="7"/>
+        </w:numPr>
+        <w:tabs>
+          <w:tab w:val="clear" w:pos="720"/>
+          <w:tab w:val="left" w:pos="1233" w:leader="none"/>
+        </w:tabs>
         <w:spacing w:lineRule="auto" w:line="360" w:before="0" w:after="120"/>
+        <w:ind w:hanging="170" w:left="170" w:right="0"/>
+        <w:rPr>
+          <w:lang w:val="es-ES"/>
+        </w:rPr>
+      </w:pPr>
+      <w:r>
+        <w:rPr>
+          <w:lang w:val="es-ES"/>
+        </w:rPr>
+        <w:t>RNF01 - La interfaz deberá ser intuitiva y accesible desde navegadores modernos.</w:t>
+      </w:r>
+    </w:p>
+    <w:p>
+      <w:pPr>
+        <w:pStyle w:val="Normal"/>
+        <w:numPr>
+          <w:ilvl w:val="0"/>
+          <w:numId w:val="7"/>
+        </w:numPr>
+        <w:tabs>
+          <w:tab w:val="clear" w:pos="720"/>
+          <w:tab w:val="left" w:pos="1233" w:leader="none"/>
+        </w:tabs>
+        <w:spacing w:lineRule="auto" w:line="360" w:before="0" w:after="120"/>
+        <w:ind w:hanging="170" w:left="170" w:right="0"/>
+        <w:rPr>
+          <w:lang w:val="es-ES"/>
+        </w:rPr>
+      </w:pPr>
+      <w:r>
+        <w:rPr>
+          <w:lang w:val="es-ES"/>
+        </w:rPr>
+        <w:t>RNF02 - La aplicación deberá mantener disponibilidad del 99% en horario escolar.</w:t>
+      </w:r>
+    </w:p>
+    <w:p>
+      <w:pPr>
+        <w:pStyle w:val="Normal"/>
+        <w:numPr>
+          <w:ilvl w:val="0"/>
+          <w:numId w:val="7"/>
+        </w:numPr>
+        <w:tabs>
+          <w:tab w:val="clear" w:pos="720"/>
+          <w:tab w:val="left" w:pos="1233" w:leader="none"/>
+        </w:tabs>
+        <w:spacing w:lineRule="auto" w:line="360" w:before="0" w:after="120"/>
+        <w:ind w:hanging="170" w:left="170" w:right="0"/>
+        <w:rPr>
+          <w:lang w:val="es-ES"/>
+        </w:rPr>
+      </w:pPr>
+      <w:r>
+        <w:rPr>
+          <w:lang w:val="es-ES"/>
+        </w:rPr>
+        <w:t>RNF03 - Los datos deberán almacenarse de forma segura con respaldo diario.</w:t>
+      </w:r>
+    </w:p>
+    <w:p>
+      <w:pPr>
+        <w:pStyle w:val="Normal"/>
+        <w:numPr>
+          <w:ilvl w:val="0"/>
+          <w:numId w:val="7"/>
+        </w:numPr>
+        <w:tabs>
+          <w:tab w:val="clear" w:pos="720"/>
+          <w:tab w:val="left" w:pos="1233" w:leader="none"/>
+        </w:tabs>
+        <w:spacing w:lineRule="auto" w:line="360" w:before="0" w:after="120"/>
+        <w:ind w:hanging="170" w:left="170" w:right="0"/>
+        <w:rPr>
+          <w:lang w:val="es-ES"/>
+        </w:rPr>
+      </w:pPr>
+      <w:r>
+        <w:rPr>
+          <w:lang w:val="es-ES"/>
+        </w:rPr>
+        <w:t>RNF04 - El sistema deberá responder en menos de 2 segundos por consulta.</w:t>
+      </w:r>
+    </w:p>
+    <w:p>
+      <w:pPr>
+        <w:pStyle w:val="Normal"/>
+        <w:numPr>
+          <w:ilvl w:val="0"/>
+          <w:numId w:val="7"/>
+        </w:numPr>
+        <w:tabs>
+          <w:tab w:val="clear" w:pos="720"/>
+          <w:tab w:val="left" w:pos="1233" w:leader="none"/>
+        </w:tabs>
+        <w:spacing w:lineRule="auto" w:line="360" w:before="0" w:after="120"/>
+        <w:ind w:hanging="170" w:left="170" w:right="0"/>
         <w:rPr/>
       </w:pPr>
       <w:r>
-        <w:rPr/>
-        <w:t xml:space="preserve">• </w:t>
+        <w:rPr>
+          <w:lang w:val="es-ES"/>
+        </w:rPr>
+        <w:t xml:space="preserve">RNF05 -  </w:t>
       </w:r>
       <w:r>
         <w:rPr/>
-        <w:t>RNF01 - La interfaz deberá ser intuitiva y accesible desde navegadores modernos.</w:t>
-        <w:br/>
-        <w:t>• RNF02 - La aplicación deberá mantener disponibilidad del 99% en horario escolar.</w:t>
-        <w:br/>
-        <w:t>• RNF03 - Los datos deberán almacenarse de forma segura con respaldo diario.</w:t>
-        <w:br/>
-        <w:t>• RNF04 - El sistema deberá responder en menos de 2 segundos por consulta.</w:t>
-        <w:br/>
-        <w:t>• RNF05 - Cumplimiento de estándares de seguridad OWASP.</w:t>
+        <w:t>Solo los usuarios autorizados (maestro o encargado) pueden modificar o llevar productos del economato.</w:t>
       </w:r>
     </w:p>
     <w:p>
       <w:pPr>
-        <w:pStyle w:val="Heading1"/>
+        <w:pStyle w:val="Normal"/>
+        <w:numPr>
+          <w:ilvl w:val="0"/>
+          <w:numId w:val="7"/>
+        </w:numPr>
+        <w:tabs>
+          <w:tab w:val="clear" w:pos="720"/>
+          <w:tab w:val="left" w:pos="1233" w:leader="none"/>
+        </w:tabs>
+        <w:spacing w:lineRule="auto" w:line="360" w:before="0" w:after="120"/>
+        <w:ind w:hanging="170" w:left="170" w:right="0"/>
         <w:rPr/>
       </w:pPr>
       <w:r>
         <w:rPr/>
+        <w:t xml:space="preserve">RNF06 -  </w:t>
+      </w:r>
+      <w:r>
+        <w:rPr/>
+        <w:t>Debe funcionar en tablets y permitir importar/exportar datos desde Excel.</w:t>
+      </w:r>
+    </w:p>
+    <w:p>
+      <w:pPr>
+        <w:pStyle w:val="Heading1"/>
+        <w:rPr>
+          <w:lang w:val="es-ES" w:eastAsia="en-US" w:bidi="ar-SA"/>
+        </w:rPr>
+      </w:pPr>
+      <w:r>
+        <w:rPr>
+          <w:lang w:val="es-ES" w:eastAsia="en-US" w:bidi="ar-SA"/>
+        </w:rPr>
         <w:t>7. Arquitectura Técnica</w:t>
       </w:r>
     </w:p>
@@ -291,120 +1153,344 @@
       <w:pPr>
         <w:pStyle w:val="Normal"/>
         <w:spacing w:lineRule="auto" w:line="360" w:before="0" w:after="120"/>
-        <w:rPr/>
+        <w:rPr>
+          <w:lang w:val="es-ES" w:eastAsia="en-US" w:bidi="ar-SA"/>
+        </w:rPr>
       </w:pPr>
       <w:r>
-        <w:rPr/>
-        <w:t>La arquitectura del sistema se basará en un modelo cliente-servidor con una API RESTful central. El backend se desarrollará con Node.js y Express, mientras que el frontend usará React. La base de datos será MongoDB, con integración a servicios en la nube para despliegue.</w:t>
+        <w:rPr>
+          <w:lang w:val="es-ES" w:eastAsia="en-US" w:bidi="ar-SA"/>
+        </w:rPr>
+        <w:t xml:space="preserve">La arquitectura del sistema se basará en un modelo cliente-servidor con una API RESTful central. El backend se desarrollará con </w:t>
+      </w:r>
+      <w:r>
+        <w:rPr>
+          <w:lang w:val="es-ES" w:eastAsia="en-US" w:bidi="ar-SA"/>
+        </w:rPr>
+        <w:t>NestJs</w:t>
+      </w:r>
+      <w:r>
+        <w:rPr>
+          <w:lang w:val="es-ES" w:eastAsia="en-US" w:bidi="ar-SA"/>
+        </w:rPr>
+        <w:t xml:space="preserve">, mientras que el frontend usará React. La base de datos será </w:t>
+      </w:r>
+      <w:r>
+        <w:rPr>
+          <w:lang w:val="es-ES" w:eastAsia="en-US" w:bidi="ar-SA"/>
+        </w:rPr>
+        <w:t>PostgreSQL</w:t>
+      </w:r>
+      <w:r>
+        <w:rPr>
+          <w:lang w:val="es-ES" w:eastAsia="en-US" w:bidi="ar-SA"/>
+        </w:rPr>
+        <w:t>.</w:t>
       </w:r>
     </w:p>
     <w:p>
       <w:pPr>
         <w:pStyle w:val="Heading1"/>
-        <w:rPr/>
+        <w:rPr>
+          <w:lang w:val="es-ES" w:eastAsia="en-US" w:bidi="ar-SA"/>
+        </w:rPr>
       </w:pPr>
       <w:r>
-        <w:rPr/>
+        <w:rPr>
+          <w:lang w:val="es-ES" w:eastAsia="en-US" w:bidi="ar-SA"/>
+        </w:rPr>
         <w:t>8. Tecnologías y Dependencias</w:t>
       </w:r>
     </w:p>
     <w:p>
       <w:pPr>
         <w:pStyle w:val="Normal"/>
+        <w:numPr>
+          <w:ilvl w:val="0"/>
+          <w:numId w:val="7"/>
+        </w:numPr>
+        <w:tabs>
+          <w:tab w:val="clear" w:pos="720"/>
+          <w:tab w:val="left" w:pos="1233" w:leader="none"/>
+        </w:tabs>
         <w:spacing w:lineRule="auto" w:line="360" w:before="0" w:after="120"/>
-        <w:rPr/>
+        <w:ind w:hanging="170" w:left="170" w:right="0"/>
+        <w:rPr>
+          <w:lang w:val="es-ES"/>
+        </w:rPr>
       </w:pPr>
       <w:r>
-        <w:rPr/>
-        <w:t xml:space="preserve">• </w:t>
-      </w:r>
-      <w:r>
-        <w:rPr/>
-        <w:t xml:space="preserve">Frontend: React, HTML5, CSS3, </w:t>
-      </w:r>
-      <w:r>
-        <w:rPr/>
-        <w:t>TypeScript</w:t>
-      </w:r>
-      <w:r>
-        <w:rPr/>
-        <w:t>.</w:t>
-        <w:br/>
-        <w:t xml:space="preserve">• Backend: </w:t>
-      </w:r>
-      <w:r>
-        <w:rPr/>
-        <w:t>NestJS</w:t>
-      </w:r>
-      <w:r>
-        <w:rPr/>
-        <w:t>.</w:t>
-        <w:br/>
-        <w:t xml:space="preserve">• Base de datos: </w:t>
-      </w:r>
-      <w:r>
-        <w:rPr/>
-        <w:t>PostgreSQL</w:t>
-      </w:r>
-      <w:r>
-        <w:rPr/>
-        <w:t>.</w:t>
-        <w:br/>
-        <w:t>• Control de versiones: Git y GitHub.</w:t>
-        <w:br/>
-        <w:t>• Despliegue: Docker.</w:t>
-        <w:br/>
-        <w:t xml:space="preserve">• Otras dependencias: </w:t>
-      </w:r>
-      <w:r>
-        <w:rPr/>
-        <w:t>JWT</w:t>
-      </w:r>
-      <w:r>
-        <w:rPr/>
-        <w:t>.</w:t>
+        <w:rPr>
+          <w:lang w:val="es-ES"/>
+        </w:rPr>
+        <w:t>Frontend: React, HTML5, CSS3, TypeScript.</w:t>
       </w:r>
     </w:p>
     <w:p>
       <w:pPr>
+        <w:pStyle w:val="Normal"/>
+        <w:numPr>
+          <w:ilvl w:val="0"/>
+          <w:numId w:val="7"/>
+        </w:numPr>
+        <w:tabs>
+          <w:tab w:val="clear" w:pos="720"/>
+          <w:tab w:val="left" w:pos="1233" w:leader="none"/>
+        </w:tabs>
+        <w:spacing w:lineRule="auto" w:line="360" w:before="0" w:after="120"/>
+        <w:ind w:hanging="170" w:left="170" w:right="0"/>
+        <w:rPr>
+          <w:lang w:val="es-ES"/>
+        </w:rPr>
+      </w:pPr>
+      <w:r>
+        <w:rPr>
+          <w:lang w:val="es-ES"/>
+        </w:rPr>
+        <w:t>Backend: NestJS.</w:t>
+      </w:r>
+    </w:p>
+    <w:p>
+      <w:pPr>
+        <w:pStyle w:val="Normal"/>
+        <w:numPr>
+          <w:ilvl w:val="0"/>
+          <w:numId w:val="7"/>
+        </w:numPr>
+        <w:tabs>
+          <w:tab w:val="clear" w:pos="720"/>
+          <w:tab w:val="left" w:pos="1233" w:leader="none"/>
+        </w:tabs>
+        <w:spacing w:lineRule="auto" w:line="360" w:before="0" w:after="120"/>
+        <w:ind w:hanging="170" w:left="170" w:right="0"/>
+        <w:rPr>
+          <w:lang w:val="es-ES"/>
+        </w:rPr>
+      </w:pPr>
+      <w:r>
+        <w:rPr>
+          <w:lang w:val="es-ES"/>
+        </w:rPr>
+        <w:t>Base de datos: PostgreSQL.</w:t>
+      </w:r>
+    </w:p>
+    <w:p>
+      <w:pPr>
+        <w:pStyle w:val="Normal"/>
+        <w:numPr>
+          <w:ilvl w:val="0"/>
+          <w:numId w:val="7"/>
+        </w:numPr>
+        <w:tabs>
+          <w:tab w:val="clear" w:pos="720"/>
+          <w:tab w:val="left" w:pos="1233" w:leader="none"/>
+        </w:tabs>
+        <w:spacing w:lineRule="auto" w:line="360" w:before="0" w:after="120"/>
+        <w:ind w:hanging="170" w:left="170" w:right="0"/>
+        <w:rPr>
+          <w:lang w:val="es-ES"/>
+        </w:rPr>
+      </w:pPr>
+      <w:r>
+        <w:rPr>
+          <w:lang w:val="es-ES"/>
+        </w:rPr>
+        <w:t>Control de versiones: Git y GitHub.</w:t>
+      </w:r>
+    </w:p>
+    <w:p>
+      <w:pPr>
+        <w:pStyle w:val="Normal"/>
+        <w:numPr>
+          <w:ilvl w:val="0"/>
+          <w:numId w:val="7"/>
+        </w:numPr>
+        <w:tabs>
+          <w:tab w:val="clear" w:pos="720"/>
+          <w:tab w:val="left" w:pos="1233" w:leader="none"/>
+        </w:tabs>
+        <w:spacing w:lineRule="auto" w:line="360" w:before="0" w:after="120"/>
+        <w:ind w:hanging="170" w:left="170" w:right="0"/>
+        <w:rPr>
+          <w:lang w:val="es-ES"/>
+        </w:rPr>
+      </w:pPr>
+      <w:r>
+        <w:rPr>
+          <w:lang w:val="es-ES"/>
+        </w:rPr>
+        <w:t>Despliegue: Docker.</w:t>
+      </w:r>
+    </w:p>
+    <w:p>
+      <w:pPr>
+        <w:pStyle w:val="Normal"/>
+        <w:numPr>
+          <w:ilvl w:val="0"/>
+          <w:numId w:val="7"/>
+        </w:numPr>
+        <w:tabs>
+          <w:tab w:val="clear" w:pos="720"/>
+          <w:tab w:val="left" w:pos="1233" w:leader="none"/>
+        </w:tabs>
+        <w:spacing w:lineRule="auto" w:line="360" w:before="0" w:after="120"/>
+        <w:ind w:hanging="170" w:left="170" w:right="0"/>
+        <w:rPr>
+          <w:lang w:val="es-ES"/>
+        </w:rPr>
+      </w:pPr>
+      <w:r>
+        <w:rPr>
+          <w:lang w:val="es-ES"/>
+        </w:rPr>
+        <w:t>Otras dependencias: JWT.</w:t>
+      </w:r>
+    </w:p>
+    <w:p>
+      <w:pPr>
         <w:pStyle w:val="Heading1"/>
-        <w:rPr/>
+        <w:rPr>
+          <w:lang w:val="es-ES" w:eastAsia="en-US" w:bidi="ar-SA"/>
+        </w:rPr>
       </w:pPr>
       <w:r>
-        <w:rPr/>
+        <w:rPr>
+          <w:lang w:val="es-ES" w:eastAsia="en-US" w:bidi="ar-SA"/>
+        </w:rPr>
         <w:t>9. Entorno de Desarrollo y Despliegue</w:t>
       </w:r>
     </w:p>
     <w:p>
       <w:pPr>
         <w:pStyle w:val="Normal"/>
+        <w:numPr>
+          <w:ilvl w:val="0"/>
+          <w:numId w:val="7"/>
+        </w:numPr>
+        <w:tabs>
+          <w:tab w:val="clear" w:pos="720"/>
+          <w:tab w:val="left" w:pos="1233" w:leader="none"/>
+        </w:tabs>
         <w:spacing w:lineRule="auto" w:line="360" w:before="0" w:after="120"/>
-        <w:rPr/>
+        <w:ind w:hanging="170" w:left="170" w:right="0"/>
+        <w:rPr>
+          <w:lang w:val="es-ES"/>
+        </w:rPr>
       </w:pPr>
       <w:r>
-        <w:rPr/>
-        <w:t xml:space="preserve">• </w:t>
-      </w:r>
-      <w:r>
-        <w:rPr/>
+        <w:rPr>
+          <w:lang w:val="es-ES"/>
+        </w:rPr>
         <w:t>Sistema operativo: Windows.</w:t>
-        <w:br/>
-        <w:t>• Editor recomendado: VS Code.</w:t>
-        <w:br/>
-        <w:t>• Entorno de ejecución: Node.js 20+.</w:t>
-        <w:br/>
-        <w:t>• Control de dependencias: npm o yarn.</w:t>
-        <w:br/>
-        <w:t>• Despliegue en entorno de prueba mediante contenedores Docker y CI/CD en GitHub Actions.</w:t>
       </w:r>
     </w:p>
     <w:p>
       <w:pPr>
+        <w:pStyle w:val="Normal"/>
+        <w:numPr>
+          <w:ilvl w:val="0"/>
+          <w:numId w:val="7"/>
+        </w:numPr>
+        <w:tabs>
+          <w:tab w:val="clear" w:pos="720"/>
+          <w:tab w:val="left" w:pos="1233" w:leader="none"/>
+        </w:tabs>
+        <w:spacing w:lineRule="auto" w:line="360" w:before="0" w:after="120"/>
+        <w:ind w:hanging="170" w:left="170" w:right="0"/>
+        <w:rPr>
+          <w:lang w:val="es-ES"/>
+        </w:rPr>
+      </w:pPr>
+      <w:r>
+        <w:rPr>
+          <w:lang w:val="es-ES"/>
+        </w:rPr>
+        <w:t>Editor recomendado: VS Code.</w:t>
+      </w:r>
+    </w:p>
+    <w:p>
+      <w:pPr>
+        <w:pStyle w:val="Normal"/>
+        <w:numPr>
+          <w:ilvl w:val="0"/>
+          <w:numId w:val="7"/>
+        </w:numPr>
+        <w:tabs>
+          <w:tab w:val="clear" w:pos="720"/>
+          <w:tab w:val="left" w:pos="1233" w:leader="none"/>
+        </w:tabs>
+        <w:spacing w:lineRule="auto" w:line="360" w:before="0" w:after="120"/>
+        <w:ind w:hanging="170" w:left="170" w:right="0"/>
+        <w:rPr>
+          <w:lang w:val="es-ES"/>
+        </w:rPr>
+      </w:pPr>
+      <w:r>
+        <w:rPr>
+          <w:lang w:val="es-ES"/>
+        </w:rPr>
+        <w:t>Entorno de ejecución: Node.js 20+.</w:t>
+      </w:r>
+    </w:p>
+    <w:p>
+      <w:pPr>
+        <w:pStyle w:val="Normal"/>
+        <w:numPr>
+          <w:ilvl w:val="0"/>
+          <w:numId w:val="7"/>
+        </w:numPr>
+        <w:tabs>
+          <w:tab w:val="clear" w:pos="720"/>
+          <w:tab w:val="left" w:pos="1233" w:leader="none"/>
+        </w:tabs>
+        <w:spacing w:lineRule="auto" w:line="360" w:before="0" w:after="120"/>
+        <w:ind w:hanging="170" w:left="170" w:right="0"/>
+        <w:rPr>
+          <w:lang w:val="es-ES"/>
+        </w:rPr>
+      </w:pPr>
+      <w:r>
+        <w:rPr>
+          <w:lang w:val="es-ES"/>
+        </w:rPr>
+        <w:t>Control de dependencias: npm o yarn.</w:t>
+      </w:r>
+    </w:p>
+    <w:p>
+      <w:pPr>
+        <w:pStyle w:val="Normal"/>
+        <w:numPr>
+          <w:ilvl w:val="0"/>
+          <w:numId w:val="7"/>
+        </w:numPr>
+        <w:tabs>
+          <w:tab w:val="clear" w:pos="720"/>
+          <w:tab w:val="left" w:pos="1233" w:leader="none"/>
+        </w:tabs>
+        <w:spacing w:lineRule="auto" w:line="360" w:before="0" w:after="120"/>
+        <w:ind w:hanging="170" w:left="170" w:right="0"/>
+        <w:rPr>
+          <w:lang w:val="es-ES"/>
+        </w:rPr>
+      </w:pPr>
+      <w:r>
+        <w:rPr>
+          <w:lang w:val="es-ES"/>
+        </w:rPr>
+        <w:t>Despliegue en entorno de prueba mediante contenedores Docker y CI/CD en GitHub Actions.</w:t>
+      </w:r>
+    </w:p>
+    <w:p>
+      <w:pPr>
         <w:pStyle w:val="Heading1"/>
-        <w:rPr/>
+        <w:rPr>
+          <w:lang w:val="es-ES" w:eastAsia="en-US" w:bidi="ar-SA"/>
+        </w:rPr>
       </w:pPr>
       <w:r>
-        <w:rPr/>
+        <w:rPr>
+          <w:lang w:val="es-ES" w:eastAsia="en-US" w:bidi="ar-SA"/>
+        </w:rPr>
         <w:t>10. Seguridad</w:t>
       </w:r>
     </w:p>
@@ -412,20 +1498,28 @@
       <w:pPr>
         <w:pStyle w:val="Normal"/>
         <w:spacing w:lineRule="auto" w:line="360" w:before="0" w:after="120"/>
-        <w:rPr/>
+        <w:rPr>
+          <w:lang w:val="es-ES" w:eastAsia="en-US" w:bidi="ar-SA"/>
+        </w:rPr>
       </w:pPr>
       <w:r>
-        <w:rPr/>
+        <w:rPr>
+          <w:lang w:val="es-ES" w:eastAsia="en-US" w:bidi="ar-SA"/>
+        </w:rPr>
         <w:t>El sistema deberá implementar autenticación JWT y cifrado de contraseñas mediante bcrypt. El acceso a datos sensibles se limitará por roles de usuario. Se aplicarán políticas CORS y validaciones de entrada para prevenir ataques comunes como XSS o inyección SQL.</w:t>
       </w:r>
     </w:p>
     <w:p>
       <w:pPr>
         <w:pStyle w:val="Heading1"/>
-        <w:rPr/>
+        <w:rPr>
+          <w:lang w:val="es-ES" w:eastAsia="en-US" w:bidi="ar-SA"/>
+        </w:rPr>
       </w:pPr>
       <w:r>
-        <w:rPr/>
+        <w:rPr>
+          <w:lang w:val="es-ES" w:eastAsia="en-US" w:bidi="ar-SA"/>
+        </w:rPr>
         <w:t>11. Escalabilidad y Mantenimiento</w:t>
       </w:r>
     </w:p>
@@ -433,20 +1527,28 @@
       <w:pPr>
         <w:pStyle w:val="Normal"/>
         <w:spacing w:lineRule="auto" w:line="360" w:before="0" w:after="120"/>
-        <w:rPr/>
+        <w:rPr>
+          <w:lang w:val="es-ES" w:eastAsia="en-US" w:bidi="ar-SA"/>
+        </w:rPr>
       </w:pPr>
       <w:r>
-        <w:rPr/>
+        <w:rPr>
+          <w:lang w:val="es-ES" w:eastAsia="en-US" w:bidi="ar-SA"/>
+        </w:rPr>
         <w:t>El diseño modular del sistema permitirá la escalabilidad horizontal mediante contenedores Docker. Se mantendrán logs de actividad, versiones semánticas y documentación continua en GitHub Wiki.</w:t>
       </w:r>
     </w:p>
     <w:p>
       <w:pPr>
         <w:pStyle w:val="Heading1"/>
-        <w:rPr/>
+        <w:rPr>
+          <w:lang w:val="es-ES" w:eastAsia="en-US" w:bidi="ar-SA"/>
+        </w:rPr>
       </w:pPr>
       <w:r>
-        <w:rPr/>
+        <w:rPr>
+          <w:lang w:val="es-ES" w:eastAsia="en-US" w:bidi="ar-SA"/>
+        </w:rPr>
         <w:t>12. Anexos Técnicos</w:t>
       </w:r>
     </w:p>
@@ -454,10 +1556,14 @@
       <w:pPr>
         <w:pStyle w:val="Normal"/>
         <w:spacing w:lineRule="auto" w:line="360" w:before="0" w:after="120"/>
-        <w:rPr/>
+        <w:rPr>
+          <w:lang w:val="es-ES" w:eastAsia="en-US" w:bidi="ar-SA"/>
+        </w:rPr>
       </w:pPr>
       <w:r>
-        <w:rPr/>
+        <w:rPr>
+          <w:lang w:val="es-ES" w:eastAsia="en-US" w:bidi="ar-SA"/>
+        </w:rPr>
         <w:t>Diagramas de arquitectura, casos de uso, flujos de datos y esquemas de base de datos se incluirán como anexos gráficos o archivos complementarios.</w:t>
       </w:r>
     </w:p>
@@ -556,6 +1662,7 @@
         </w:tabs>
         <w:ind w:left="1080" w:hanging="360"/>
       </w:pPr>
+      <w:rPr/>
     </w:lvl>
     <w:lvl w:ilvl="2">
       <w:start w:val="1"/>
@@ -568,6 +1675,7 @@
         </w:tabs>
         <w:ind w:left="1440" w:hanging="360"/>
       </w:pPr>
+      <w:rPr/>
     </w:lvl>
     <w:lvl w:ilvl="3">
       <w:start w:val="1"/>
@@ -580,6 +1688,7 @@
         </w:tabs>
         <w:ind w:left="1800" w:hanging="360"/>
       </w:pPr>
+      <w:rPr/>
     </w:lvl>
     <w:lvl w:ilvl="4">
       <w:start w:val="1"/>
@@ -592,6 +1701,7 @@
         </w:tabs>
         <w:ind w:left="2160" w:hanging="360"/>
       </w:pPr>
+      <w:rPr/>
     </w:lvl>
     <w:lvl w:ilvl="5">
       <w:start w:val="1"/>
@@ -604,6 +1714,7 @@
         </w:tabs>
         <w:ind w:left="2520" w:hanging="360"/>
       </w:pPr>
+      <w:rPr/>
     </w:lvl>
     <w:lvl w:ilvl="6">
       <w:start w:val="1"/>
@@ -616,6 +1727,7 @@
         </w:tabs>
         <w:ind w:left="2880" w:hanging="360"/>
       </w:pPr>
+      <w:rPr/>
     </w:lvl>
     <w:lvl w:ilvl="7">
       <w:start w:val="1"/>
@@ -628,6 +1740,7 @@
         </w:tabs>
         <w:ind w:left="3240" w:hanging="360"/>
       </w:pPr>
+      <w:rPr/>
     </w:lvl>
     <w:lvl w:ilvl="8">
       <w:start w:val="1"/>
@@ -640,6 +1753,7 @@
         </w:tabs>
         <w:ind w:left="3600" w:hanging="360"/>
       </w:pPr>
+      <w:rPr/>
     </w:lvl>
   </w:abstractNum>
   <w:abstractNum w:abstractNumId="2">
@@ -669,6 +1783,7 @@
         </w:tabs>
         <w:ind w:left="1080" w:hanging="360"/>
       </w:pPr>
+      <w:rPr/>
     </w:lvl>
     <w:lvl w:ilvl="2">
       <w:start w:val="1"/>
@@ -681,6 +1796,7 @@
         </w:tabs>
         <w:ind w:left="1440" w:hanging="360"/>
       </w:pPr>
+      <w:rPr/>
     </w:lvl>
     <w:lvl w:ilvl="3">
       <w:start w:val="1"/>
@@ -693,6 +1809,7 @@
         </w:tabs>
         <w:ind w:left="1800" w:hanging="360"/>
       </w:pPr>
+      <w:rPr/>
     </w:lvl>
     <w:lvl w:ilvl="4">
       <w:start w:val="1"/>
@@ -705,6 +1822,7 @@
         </w:tabs>
         <w:ind w:left="2160" w:hanging="360"/>
       </w:pPr>
+      <w:rPr/>
     </w:lvl>
     <w:lvl w:ilvl="5">
       <w:start w:val="1"/>
@@ -717,6 +1835,7 @@
         </w:tabs>
         <w:ind w:left="2520" w:hanging="360"/>
       </w:pPr>
+      <w:rPr/>
     </w:lvl>
     <w:lvl w:ilvl="6">
       <w:start w:val="1"/>
@@ -729,6 +1848,7 @@
         </w:tabs>
         <w:ind w:left="2880" w:hanging="360"/>
       </w:pPr>
+      <w:rPr/>
     </w:lvl>
     <w:lvl w:ilvl="7">
       <w:start w:val="1"/>
@@ -741,6 +1861,7 @@
         </w:tabs>
         <w:ind w:left="3240" w:hanging="360"/>
       </w:pPr>
+      <w:rPr/>
     </w:lvl>
     <w:lvl w:ilvl="8">
       <w:start w:val="1"/>
@@ -753,6 +1874,7 @@
         </w:tabs>
         <w:ind w:left="3600" w:hanging="360"/>
       </w:pPr>
+      <w:rPr/>
     </w:lvl>
   </w:abstractNum>
   <w:abstractNum w:abstractNumId="3">
@@ -782,6 +1904,7 @@
         </w:tabs>
         <w:ind w:left="1080" w:hanging="360"/>
       </w:pPr>
+      <w:rPr/>
     </w:lvl>
     <w:lvl w:ilvl="2">
       <w:start w:val="1"/>
@@ -794,6 +1917,7 @@
         </w:tabs>
         <w:ind w:left="1440" w:hanging="360"/>
       </w:pPr>
+      <w:rPr/>
     </w:lvl>
     <w:lvl w:ilvl="3">
       <w:start w:val="1"/>
@@ -806,6 +1930,7 @@
         </w:tabs>
         <w:ind w:left="1800" w:hanging="360"/>
       </w:pPr>
+      <w:rPr/>
     </w:lvl>
     <w:lvl w:ilvl="4">
       <w:start w:val="1"/>
@@ -818,6 +1943,7 @@
         </w:tabs>
         <w:ind w:left="2160" w:hanging="360"/>
       </w:pPr>
+      <w:rPr/>
     </w:lvl>
     <w:lvl w:ilvl="5">
       <w:start w:val="1"/>
@@ -830,6 +1956,7 @@
         </w:tabs>
         <w:ind w:left="2520" w:hanging="360"/>
       </w:pPr>
+      <w:rPr/>
     </w:lvl>
     <w:lvl w:ilvl="6">
       <w:start w:val="1"/>
@@ -842,6 +1969,7 @@
         </w:tabs>
         <w:ind w:left="2880" w:hanging="360"/>
       </w:pPr>
+      <w:rPr/>
     </w:lvl>
     <w:lvl w:ilvl="7">
       <w:start w:val="1"/>
@@ -854,6 +1982,7 @@
         </w:tabs>
         <w:ind w:left="3240" w:hanging="360"/>
       </w:pPr>
+      <w:rPr/>
     </w:lvl>
     <w:lvl w:ilvl="8">
       <w:start w:val="1"/>
@@ -866,6 +1995,7 @@
         </w:tabs>
         <w:ind w:left="3600" w:hanging="360"/>
       </w:pPr>
+      <w:rPr/>
     </w:lvl>
   </w:abstractNum>
   <w:abstractNum w:abstractNumId="4">
@@ -893,6 +2023,7 @@
         </w:tabs>
         <w:ind w:left="1080" w:hanging="360"/>
       </w:pPr>
+      <w:rPr/>
     </w:lvl>
     <w:lvl w:ilvl="2">
       <w:start w:val="1"/>
@@ -905,6 +2036,7 @@
         </w:tabs>
         <w:ind w:left="1440" w:hanging="360"/>
       </w:pPr>
+      <w:rPr/>
     </w:lvl>
     <w:lvl w:ilvl="3">
       <w:start w:val="1"/>
@@ -917,6 +2049,7 @@
         </w:tabs>
         <w:ind w:left="1800" w:hanging="360"/>
       </w:pPr>
+      <w:rPr/>
     </w:lvl>
     <w:lvl w:ilvl="4">
       <w:start w:val="1"/>
@@ -929,6 +2062,7 @@
         </w:tabs>
         <w:ind w:left="2160" w:hanging="360"/>
       </w:pPr>
+      <w:rPr/>
     </w:lvl>
     <w:lvl w:ilvl="5">
       <w:start w:val="1"/>
@@ -941,6 +2075,7 @@
         </w:tabs>
         <w:ind w:left="2520" w:hanging="360"/>
       </w:pPr>
+      <w:rPr/>
     </w:lvl>
     <w:lvl w:ilvl="6">
       <w:start w:val="1"/>
@@ -953,6 +2088,7 @@
         </w:tabs>
         <w:ind w:left="2880" w:hanging="360"/>
       </w:pPr>
+      <w:rPr/>
     </w:lvl>
     <w:lvl w:ilvl="7">
       <w:start w:val="1"/>
@@ -965,6 +2101,7 @@
         </w:tabs>
         <w:ind w:left="3240" w:hanging="360"/>
       </w:pPr>
+      <w:rPr/>
     </w:lvl>
     <w:lvl w:ilvl="8">
       <w:start w:val="1"/>
@@ -977,6 +2114,7 @@
         </w:tabs>
         <w:ind w:left="3600" w:hanging="360"/>
       </w:pPr>
+      <w:rPr/>
     </w:lvl>
   </w:abstractNum>
   <w:abstractNum w:abstractNumId="5">
@@ -1004,6 +2142,7 @@
         </w:tabs>
         <w:ind w:left="1080" w:hanging="360"/>
       </w:pPr>
+      <w:rPr/>
     </w:lvl>
     <w:lvl w:ilvl="2">
       <w:start w:val="1"/>
@@ -1016,6 +2155,7 @@
         </w:tabs>
         <w:ind w:left="1440" w:hanging="360"/>
       </w:pPr>
+      <w:rPr/>
     </w:lvl>
     <w:lvl w:ilvl="3">
       <w:start w:val="1"/>
@@ -1028,6 +2168,7 @@
         </w:tabs>
         <w:ind w:left="1800" w:hanging="360"/>
       </w:pPr>
+      <w:rPr/>
     </w:lvl>
     <w:lvl w:ilvl="4">
       <w:start w:val="1"/>
@@ -1040,6 +2181,7 @@
         </w:tabs>
         <w:ind w:left="2160" w:hanging="360"/>
       </w:pPr>
+      <w:rPr/>
     </w:lvl>
     <w:lvl w:ilvl="5">
       <w:start w:val="1"/>
@@ -1052,6 +2194,7 @@
         </w:tabs>
         <w:ind w:left="2520" w:hanging="360"/>
       </w:pPr>
+      <w:rPr/>
     </w:lvl>
     <w:lvl w:ilvl="6">
       <w:start w:val="1"/>
@@ -1064,6 +2207,7 @@
         </w:tabs>
         <w:ind w:left="2880" w:hanging="360"/>
       </w:pPr>
+      <w:rPr/>
     </w:lvl>
     <w:lvl w:ilvl="7">
       <w:start w:val="1"/>
@@ -1076,6 +2220,7 @@
         </w:tabs>
         <w:ind w:left="3240" w:hanging="360"/>
       </w:pPr>
+      <w:rPr/>
     </w:lvl>
     <w:lvl w:ilvl="8">
       <w:start w:val="1"/>
@@ -1088,6 +2233,7 @@
         </w:tabs>
         <w:ind w:left="3600" w:hanging="360"/>
       </w:pPr>
+      <w:rPr/>
     </w:lvl>
   </w:abstractNum>
   <w:abstractNum w:abstractNumId="6">
@@ -1115,6 +2261,7 @@
         </w:tabs>
         <w:ind w:left="1080" w:hanging="360"/>
       </w:pPr>
+      <w:rPr/>
     </w:lvl>
     <w:lvl w:ilvl="2">
       <w:start w:val="1"/>
@@ -1127,6 +2274,7 @@
         </w:tabs>
         <w:ind w:left="1440" w:hanging="360"/>
       </w:pPr>
+      <w:rPr/>
     </w:lvl>
     <w:lvl w:ilvl="3">
       <w:start w:val="1"/>
@@ -1139,6 +2287,7 @@
         </w:tabs>
         <w:ind w:left="1800" w:hanging="360"/>
       </w:pPr>
+      <w:rPr/>
     </w:lvl>
     <w:lvl w:ilvl="4">
       <w:start w:val="1"/>
@@ -1151,6 +2300,7 @@
         </w:tabs>
         <w:ind w:left="2160" w:hanging="360"/>
       </w:pPr>
+      <w:rPr/>
     </w:lvl>
     <w:lvl w:ilvl="5">
       <w:start w:val="1"/>
@@ -1163,6 +2313,7 @@
         </w:tabs>
         <w:ind w:left="2520" w:hanging="360"/>
       </w:pPr>
+      <w:rPr/>
     </w:lvl>
     <w:lvl w:ilvl="6">
       <w:start w:val="1"/>
@@ -1175,6 +2326,7 @@
         </w:tabs>
         <w:ind w:left="2880" w:hanging="360"/>
       </w:pPr>
+      <w:rPr/>
     </w:lvl>
     <w:lvl w:ilvl="7">
       <w:start w:val="1"/>
@@ -1187,6 +2339,7 @@
         </w:tabs>
         <w:ind w:left="3240" w:hanging="360"/>
       </w:pPr>
+      <w:rPr/>
     </w:lvl>
     <w:lvl w:ilvl="8">
       <w:start w:val="1"/>
@@ -1199,9 +2352,147 @@
         </w:tabs>
         <w:ind w:left="3600" w:hanging="360"/>
       </w:pPr>
+      <w:rPr/>
     </w:lvl>
   </w:abstractNum>
   <w:abstractNum w:abstractNumId="7">
+    <w:lvl w:ilvl="0">
+      <w:start w:val="1"/>
+      <w:numFmt w:val="bullet"/>
+      <w:lvlText w:val=""/>
+      <w:lvlJc w:val="left"/>
+      <w:pPr>
+        <w:tabs>
+          <w:tab w:val="num" w:pos="720"/>
+        </w:tabs>
+        <w:ind w:left="720" w:hanging="360"/>
+      </w:pPr>
+      <w:rPr>
+        <w:rFonts w:ascii="Symbol" w:hAnsi="Symbol" w:cs="Symbol" w:hint="default"/>
+      </w:rPr>
+    </w:lvl>
+    <w:lvl w:ilvl="1">
+      <w:start w:val="1"/>
+      <w:numFmt w:val="bullet"/>
+      <w:lvlText w:val="◦"/>
+      <w:lvlJc w:val="left"/>
+      <w:pPr>
+        <w:tabs>
+          <w:tab w:val="num" w:pos="1080"/>
+        </w:tabs>
+        <w:ind w:left="1080" w:hanging="360"/>
+      </w:pPr>
+      <w:rPr>
+        <w:rFonts w:ascii="OpenSymbol" w:hAnsi="OpenSymbol" w:cs="OpenSymbol" w:hint="default"/>
+      </w:rPr>
+    </w:lvl>
+    <w:lvl w:ilvl="2">
+      <w:start w:val="1"/>
+      <w:numFmt w:val="bullet"/>
+      <w:lvlText w:val="▪"/>
+      <w:lvlJc w:val="left"/>
+      <w:pPr>
+        <w:tabs>
+          <w:tab w:val="num" w:pos="1440"/>
+        </w:tabs>
+        <w:ind w:left="1440" w:hanging="360"/>
+      </w:pPr>
+      <w:rPr>
+        <w:rFonts w:ascii="OpenSymbol" w:hAnsi="OpenSymbol" w:cs="OpenSymbol" w:hint="default"/>
+      </w:rPr>
+    </w:lvl>
+    <w:lvl w:ilvl="3">
+      <w:start w:val="1"/>
+      <w:numFmt w:val="bullet"/>
+      <w:lvlText w:val=""/>
+      <w:lvlJc w:val="left"/>
+      <w:pPr>
+        <w:tabs>
+          <w:tab w:val="num" w:pos="1800"/>
+        </w:tabs>
+        <w:ind w:left="1800" w:hanging="360"/>
+      </w:pPr>
+      <w:rPr>
+        <w:rFonts w:ascii="Symbol" w:hAnsi="Symbol" w:cs="Symbol" w:hint="default"/>
+      </w:rPr>
+    </w:lvl>
+    <w:lvl w:ilvl="4">
+      <w:start w:val="1"/>
+      <w:numFmt w:val="bullet"/>
+      <w:lvlText w:val="◦"/>
+      <w:lvlJc w:val="left"/>
+      <w:pPr>
+        <w:tabs>
+          <w:tab w:val="num" w:pos="2160"/>
+        </w:tabs>
+        <w:ind w:left="2160" w:hanging="360"/>
+      </w:pPr>
+      <w:rPr>
+        <w:rFonts w:ascii="OpenSymbol" w:hAnsi="OpenSymbol" w:cs="OpenSymbol" w:hint="default"/>
+      </w:rPr>
+    </w:lvl>
+    <w:lvl w:ilvl="5">
+      <w:start w:val="1"/>
+      <w:numFmt w:val="bullet"/>
+      <w:lvlText w:val="▪"/>
+      <w:lvlJc w:val="left"/>
+      <w:pPr>
+        <w:tabs>
+          <w:tab w:val="num" w:pos="2520"/>
+        </w:tabs>
+        <w:ind w:left="2520" w:hanging="360"/>
+      </w:pPr>
+      <w:rPr>
+        <w:rFonts w:ascii="OpenSymbol" w:hAnsi="OpenSymbol" w:cs="OpenSymbol" w:hint="default"/>
+      </w:rPr>
+    </w:lvl>
+    <w:lvl w:ilvl="6">
+      <w:start w:val="1"/>
+      <w:numFmt w:val="bullet"/>
+      <w:lvlText w:val=""/>
+      <w:lvlJc w:val="left"/>
+      <w:pPr>
+        <w:tabs>
+          <w:tab w:val="num" w:pos="2880"/>
+        </w:tabs>
+        <w:ind w:left="2880" w:hanging="360"/>
+      </w:pPr>
+      <w:rPr>
+        <w:rFonts w:ascii="Symbol" w:hAnsi="Symbol" w:cs="Symbol" w:hint="default"/>
+      </w:rPr>
+    </w:lvl>
+    <w:lvl w:ilvl="7">
+      <w:start w:val="1"/>
+      <w:numFmt w:val="bullet"/>
+      <w:lvlText w:val="◦"/>
+      <w:lvlJc w:val="left"/>
+      <w:pPr>
+        <w:tabs>
+          <w:tab w:val="num" w:pos="3240"/>
+        </w:tabs>
+        <w:ind w:left="3240" w:hanging="360"/>
+      </w:pPr>
+      <w:rPr>
+        <w:rFonts w:ascii="OpenSymbol" w:hAnsi="OpenSymbol" w:cs="OpenSymbol" w:hint="default"/>
+      </w:rPr>
+    </w:lvl>
+    <w:lvl w:ilvl="8">
+      <w:start w:val="1"/>
+      <w:numFmt w:val="bullet"/>
+      <w:lvlText w:val="▪"/>
+      <w:lvlJc w:val="left"/>
+      <w:pPr>
+        <w:tabs>
+          <w:tab w:val="num" w:pos="3600"/>
+        </w:tabs>
+        <w:ind w:left="3600" w:hanging="360"/>
+      </w:pPr>
+      <w:rPr>
+        <w:rFonts w:ascii="OpenSymbol" w:hAnsi="OpenSymbol" w:cs="OpenSymbol" w:hint="default"/>
+      </w:rPr>
+    </w:lvl>
+  </w:abstractNum>
+  <w:abstractNum w:abstractNumId="8">
     <w:lvl w:ilvl="0">
       <w:start w:val="1"/>
       <w:numFmt w:val="none"/>
@@ -1341,6 +2632,9 @@
   <w:num w:numId="7">
     <w:abstractNumId w:val="7"/>
   </w:num>
+  <w:num w:numId="8">
+    <w:abstractNumId w:val="8"/>
+  </w:num>
 </w:numbering>
 </file>
 
@@ -1349,7 +2643,7 @@
   <w:docDefaults>
     <w:rPrDefault>
       <w:rPr>
-        <w:rFonts w:ascii="Cambria" w:hAnsi="Cambria" w:eastAsia="ＭＳ 明朝" w:cs="" w:asciiTheme="minorHAnsi" w:cstheme="minorBidi" w:eastAsiaTheme="minorEastAsia" w:hAnsiTheme="minorHAnsi"/>
+        <w:rFonts w:ascii="Cambria" w:hAnsi="Cambria" w:eastAsia="" w:cs="" w:asciiTheme="minorHAnsi" w:cstheme="minorBidi" w:eastAsiaTheme="minorEastAsia" w:hAnsiTheme="minorHAnsi"/>
         <w:sz w:val="22"/>
         <w:szCs w:val="22"/>
         <w:lang w:val="en-US" w:eastAsia="en-US" w:bidi="ar-SA"/>
@@ -1506,6 +2800,7 @@
     <w:rsid w:val="00fc693f"/>
     <w:pPr>
       <w:widowControl/>
+      <w:suppressAutoHyphens w:val="true"/>
       <w:bidi w:val="0"/>
       <w:spacing w:lineRule="auto" w:line="276" w:before="0" w:after="200"/>
       <w:jc w:val="left"/>
@@ -1534,7 +2829,7 @@
       <w:outlineLvl w:val="0"/>
     </w:pPr>
     <w:rPr>
-      <w:rFonts w:ascii="Calibri" w:hAnsi="Calibri" w:eastAsia="ＭＳ ゴシック" w:cs="" w:asciiTheme="majorHAnsi" w:cstheme="majorBidi" w:eastAsiaTheme="majorEastAsia" w:hAnsiTheme="majorHAnsi"/>
+      <w:rFonts w:ascii="Calibri" w:hAnsi="Calibri" w:eastAsia="" w:cs="" w:asciiTheme="majorHAnsi" w:cstheme="majorBidi" w:eastAsiaTheme="majorEastAsia" w:hAnsiTheme="majorHAnsi"/>
       <w:b/>
       <w:bCs/>
       <w:color w:themeColor="accent1" w:themeShade="bf" w:val="365F91"/>
@@ -1558,7 +2853,7 @@
       <w:outlineLvl w:val="1"/>
     </w:pPr>
     <w:rPr>
-      <w:rFonts w:ascii="Calibri" w:hAnsi="Calibri" w:eastAsia="ＭＳ ゴシック" w:cs="" w:asciiTheme="majorHAnsi" w:cstheme="majorBidi" w:eastAsiaTheme="majorEastAsia" w:hAnsiTheme="majorHAnsi"/>
+      <w:rFonts w:ascii="Calibri" w:hAnsi="Calibri" w:eastAsia="" w:cs="" w:asciiTheme="majorHAnsi" w:cstheme="majorBidi" w:eastAsiaTheme="majorEastAsia" w:hAnsiTheme="majorHAnsi"/>
       <w:b/>
       <w:bCs/>
       <w:color w:themeColor="accent1" w:val="4F81BD"/>
@@ -1582,7 +2877,7 @@
       <w:outlineLvl w:val="2"/>
     </w:pPr>
     <w:rPr>
-      <w:rFonts w:ascii="Calibri" w:hAnsi="Calibri" w:eastAsia="ＭＳ ゴシック" w:cs="" w:asciiTheme="majorHAnsi" w:cstheme="majorBidi" w:eastAsiaTheme="majorEastAsia" w:hAnsiTheme="majorHAnsi"/>
+      <w:rFonts w:ascii="Calibri" w:hAnsi="Calibri" w:eastAsia="" w:cs="" w:asciiTheme="majorHAnsi" w:cstheme="majorBidi" w:eastAsiaTheme="majorEastAsia" w:hAnsiTheme="majorHAnsi"/>
       <w:b/>
       <w:bCs/>
       <w:color w:themeColor="accent1" w:val="4F81BD"/>
@@ -1605,7 +2900,7 @@
       <w:outlineLvl w:val="3"/>
     </w:pPr>
     <w:rPr>
-      <w:rFonts w:ascii="Calibri" w:hAnsi="Calibri" w:eastAsia="ＭＳ ゴシック" w:cs="" w:asciiTheme="majorHAnsi" w:cstheme="majorBidi" w:eastAsiaTheme="majorEastAsia" w:hAnsiTheme="majorHAnsi"/>
+      <w:rFonts w:ascii="Calibri" w:hAnsi="Calibri" w:eastAsia="" w:cs="" w:asciiTheme="majorHAnsi" w:cstheme="majorBidi" w:eastAsiaTheme="majorEastAsia" w:hAnsiTheme="majorHAnsi"/>
       <w:b/>
       <w:bCs/>
       <w:i/>
@@ -1630,7 +2925,7 @@
       <w:outlineLvl w:val="4"/>
     </w:pPr>
     <w:rPr>
-      <w:rFonts w:ascii="Calibri" w:hAnsi="Calibri" w:eastAsia="ＭＳ ゴシック" w:cs="" w:asciiTheme="majorHAnsi" w:cstheme="majorBidi" w:eastAsiaTheme="majorEastAsia" w:hAnsiTheme="majorHAnsi"/>
+      <w:rFonts w:ascii="Calibri" w:hAnsi="Calibri" w:eastAsia="" w:cs="" w:asciiTheme="majorHAnsi" w:cstheme="majorBidi" w:eastAsiaTheme="majorEastAsia" w:hAnsiTheme="majorHAnsi"/>
       <w:color w:themeColor="accent1" w:themeShade="7f" w:val="243F60"/>
     </w:rPr>
   </w:style>
@@ -1651,7 +2946,7 @@
       <w:outlineLvl w:val="5"/>
     </w:pPr>
     <w:rPr>
-      <w:rFonts w:ascii="Calibri" w:hAnsi="Calibri" w:eastAsia="ＭＳ ゴシック" w:cs="" w:asciiTheme="majorHAnsi" w:cstheme="majorBidi" w:eastAsiaTheme="majorEastAsia" w:hAnsiTheme="majorHAnsi"/>
+      <w:rFonts w:ascii="Calibri" w:hAnsi="Calibri" w:eastAsia="" w:cs="" w:asciiTheme="majorHAnsi" w:cstheme="majorBidi" w:eastAsiaTheme="majorEastAsia" w:hAnsiTheme="majorHAnsi"/>
       <w:i/>
       <w:iCs/>
       <w:color w:themeColor="accent1" w:themeShade="7f" w:val="243F60"/>
@@ -1674,7 +2969,7 @@
       <w:outlineLvl w:val="6"/>
     </w:pPr>
     <w:rPr>
-      <w:rFonts w:ascii="Calibri" w:hAnsi="Calibri" w:eastAsia="ＭＳ ゴシック" w:cs="" w:asciiTheme="majorHAnsi" w:cstheme="majorBidi" w:eastAsiaTheme="majorEastAsia" w:hAnsiTheme="majorHAnsi"/>
+      <w:rFonts w:ascii="Calibri" w:hAnsi="Calibri" w:eastAsia="" w:cs="" w:asciiTheme="majorHAnsi" w:cstheme="majorBidi" w:eastAsiaTheme="majorEastAsia" w:hAnsiTheme="majorHAnsi"/>
       <w:i/>
       <w:iCs/>
       <w:color w:themeColor="text1" w:themeTint="bf" w:val="404040"/>
@@ -1697,7 +2992,7 @@
       <w:outlineLvl w:val="7"/>
     </w:pPr>
     <w:rPr>
-      <w:rFonts w:ascii="Calibri" w:hAnsi="Calibri" w:eastAsia="ＭＳ ゴシック" w:cs="" w:asciiTheme="majorHAnsi" w:cstheme="majorBidi" w:eastAsiaTheme="majorEastAsia" w:hAnsiTheme="majorHAnsi"/>
+      <w:rFonts w:ascii="Calibri" w:hAnsi="Calibri" w:eastAsia="" w:cs="" w:asciiTheme="majorHAnsi" w:cstheme="majorBidi" w:eastAsiaTheme="majorEastAsia" w:hAnsiTheme="majorHAnsi"/>
       <w:color w:themeColor="accent1" w:val="4F81BD"/>
       <w:sz w:val="20"/>
       <w:szCs w:val="20"/>
@@ -1720,7 +3015,7 @@
       <w:outlineLvl w:val="8"/>
     </w:pPr>
     <w:rPr>
-      <w:rFonts w:ascii="Calibri" w:hAnsi="Calibri" w:eastAsia="ＭＳ ゴシック" w:cs="" w:asciiTheme="majorHAnsi" w:cstheme="majorBidi" w:eastAsiaTheme="majorEastAsia" w:hAnsiTheme="majorHAnsi"/>
+      <w:rFonts w:ascii="Calibri" w:hAnsi="Calibri" w:eastAsia="" w:cs="" w:asciiTheme="majorHAnsi" w:cstheme="majorBidi" w:eastAsiaTheme="majorEastAsia" w:hAnsiTheme="majorHAnsi"/>
       <w:i/>
       <w:iCs/>
       <w:color w:themeColor="text1" w:themeTint="bf" w:val="404040"/>
@@ -1762,7 +3057,7 @@
     <w:qFormat/>
     <w:rsid w:val="00fc693f"/>
     <w:rPr>
-      <w:rFonts w:ascii="Calibri" w:hAnsi="Calibri" w:eastAsia="ＭＳ ゴシック" w:cs="" w:asciiTheme="majorHAnsi" w:cstheme="majorBidi" w:eastAsiaTheme="majorEastAsia" w:hAnsiTheme="majorHAnsi"/>
+      <w:rFonts w:ascii="Calibri" w:hAnsi="Calibri" w:eastAsia="" w:cs="" w:asciiTheme="majorHAnsi" w:cstheme="majorBidi" w:eastAsiaTheme="majorEastAsia" w:hAnsiTheme="majorHAnsi"/>
       <w:b/>
       <w:bCs/>
       <w:color w:themeColor="accent1" w:themeShade="bf" w:val="365F91"/>
@@ -1778,7 +3073,7 @@
     <w:qFormat/>
     <w:rsid w:val="00fc693f"/>
     <w:rPr>
-      <w:rFonts w:ascii="Calibri" w:hAnsi="Calibri" w:eastAsia="ＭＳ ゴシック" w:cs="" w:asciiTheme="majorHAnsi" w:cstheme="majorBidi" w:eastAsiaTheme="majorEastAsia" w:hAnsiTheme="majorHAnsi"/>
+      <w:rFonts w:ascii="Calibri" w:hAnsi="Calibri" w:eastAsia="" w:cs="" w:asciiTheme="majorHAnsi" w:cstheme="majorBidi" w:eastAsiaTheme="majorEastAsia" w:hAnsiTheme="majorHAnsi"/>
       <w:b/>
       <w:bCs/>
       <w:color w:themeColor="accent1" w:val="4F81BD"/>
@@ -1794,7 +3089,7 @@
     <w:qFormat/>
     <w:rsid w:val="00fc693f"/>
     <w:rPr>
-      <w:rFonts w:ascii="Calibri" w:hAnsi="Calibri" w:eastAsia="ＭＳ ゴシック" w:cs="" w:asciiTheme="majorHAnsi" w:cstheme="majorBidi" w:eastAsiaTheme="majorEastAsia" w:hAnsiTheme="majorHAnsi"/>
+      <w:rFonts w:ascii="Calibri" w:hAnsi="Calibri" w:eastAsia="" w:cs="" w:asciiTheme="majorHAnsi" w:cstheme="majorBidi" w:eastAsiaTheme="majorEastAsia" w:hAnsiTheme="majorHAnsi"/>
       <w:b/>
       <w:bCs/>
       <w:color w:themeColor="accent1" w:val="4F81BD"/>
@@ -1808,7 +3103,7 @@
     <w:qFormat/>
     <w:rsid w:val="00fc693f"/>
     <w:rPr>
-      <w:rFonts w:ascii="Calibri" w:hAnsi="Calibri" w:eastAsia="ＭＳ ゴシック" w:cs="" w:asciiTheme="majorHAnsi" w:cstheme="majorBidi" w:eastAsiaTheme="majorEastAsia" w:hAnsiTheme="majorHAnsi"/>
+      <w:rFonts w:ascii="Calibri" w:hAnsi="Calibri" w:eastAsia="" w:cs="" w:asciiTheme="majorHAnsi" w:cstheme="majorBidi" w:eastAsiaTheme="majorEastAsia" w:hAnsiTheme="majorHAnsi"/>
       <w:color w:themeColor="text2" w:themeShade="bf" w:val="17365D"/>
       <w:spacing w:val="5"/>
       <w:kern w:val="2"/>
@@ -1824,7 +3119,7 @@
     <w:qFormat/>
     <w:rsid w:val="00fc693f"/>
     <w:rPr>
-      <w:rFonts w:ascii="Calibri" w:hAnsi="Calibri" w:eastAsia="ＭＳ ゴシック" w:cs="" w:asciiTheme="majorHAnsi" w:cstheme="majorBidi" w:eastAsiaTheme="majorEastAsia" w:hAnsiTheme="majorHAnsi"/>
+      <w:rFonts w:ascii="Calibri" w:hAnsi="Calibri" w:eastAsia="" w:cs="" w:asciiTheme="majorHAnsi" w:cstheme="majorBidi" w:eastAsiaTheme="majorEastAsia" w:hAnsiTheme="majorHAnsi"/>
       <w:i/>
       <w:iCs/>
       <w:color w:themeColor="accent1" w:val="4F81BD"/>
@@ -1897,7 +3192,7 @@
     <w:qFormat/>
     <w:rsid w:val="00fc693f"/>
     <w:rPr>
-      <w:rFonts w:ascii="Calibri" w:hAnsi="Calibri" w:eastAsia="ＭＳ ゴシック" w:cs="" w:asciiTheme="majorHAnsi" w:cstheme="majorBidi" w:eastAsiaTheme="majorEastAsia" w:hAnsiTheme="majorHAnsi"/>
+      <w:rFonts w:ascii="Calibri" w:hAnsi="Calibri" w:eastAsia="" w:cs="" w:asciiTheme="majorHAnsi" w:cstheme="majorBidi" w:eastAsiaTheme="majorEastAsia" w:hAnsiTheme="majorHAnsi"/>
       <w:b/>
       <w:bCs/>
       <w:i/>
@@ -1914,7 +3209,7 @@
     <w:qFormat/>
     <w:rsid w:val="00fc693f"/>
     <w:rPr>
-      <w:rFonts w:ascii="Calibri" w:hAnsi="Calibri" w:eastAsia="ＭＳ ゴシック" w:cs="" w:asciiTheme="majorHAnsi" w:cstheme="majorBidi" w:eastAsiaTheme="majorEastAsia" w:hAnsiTheme="majorHAnsi"/>
+      <w:rFonts w:ascii="Calibri" w:hAnsi="Calibri" w:eastAsia="" w:cs="" w:asciiTheme="majorHAnsi" w:cstheme="majorBidi" w:eastAsiaTheme="majorEastAsia" w:hAnsiTheme="majorHAnsi"/>
       <w:color w:themeColor="accent1" w:themeShade="7f" w:val="243F60"/>
     </w:rPr>
   </w:style>
@@ -1927,7 +3222,7 @@
     <w:qFormat/>
     <w:rsid w:val="00fc693f"/>
     <w:rPr>
-      <w:rFonts w:ascii="Calibri" w:hAnsi="Calibri" w:eastAsia="ＭＳ ゴシック" w:cs="" w:asciiTheme="majorHAnsi" w:cstheme="majorBidi" w:eastAsiaTheme="majorEastAsia" w:hAnsiTheme="majorHAnsi"/>
+      <w:rFonts w:ascii="Calibri" w:hAnsi="Calibri" w:eastAsia="" w:cs="" w:asciiTheme="majorHAnsi" w:cstheme="majorBidi" w:eastAsiaTheme="majorEastAsia" w:hAnsiTheme="majorHAnsi"/>
       <w:i/>
       <w:iCs/>
       <w:color w:themeColor="accent1" w:themeShade="7f" w:val="243F60"/>
@@ -1942,7 +3237,7 @@
     <w:qFormat/>
     <w:rsid w:val="00fc693f"/>
     <w:rPr>
-      <w:rFonts w:ascii="Calibri" w:hAnsi="Calibri" w:eastAsia="ＭＳ ゴシック" w:cs="" w:asciiTheme="majorHAnsi" w:cstheme="majorBidi" w:eastAsiaTheme="majorEastAsia" w:hAnsiTheme="majorHAnsi"/>
+      <w:rFonts w:ascii="Calibri" w:hAnsi="Calibri" w:eastAsia="" w:cs="" w:asciiTheme="majorHAnsi" w:cstheme="majorBidi" w:eastAsiaTheme="majorEastAsia" w:hAnsiTheme="majorHAnsi"/>
       <w:i/>
       <w:iCs/>
       <w:color w:themeColor="text1" w:themeTint="bf" w:val="404040"/>
@@ -1957,7 +3252,7 @@
     <w:qFormat/>
     <w:rsid w:val="00fc693f"/>
     <w:rPr>
-      <w:rFonts w:ascii="Calibri" w:hAnsi="Calibri" w:eastAsia="ＭＳ ゴシック" w:cs="" w:asciiTheme="majorHAnsi" w:cstheme="majorBidi" w:eastAsiaTheme="majorEastAsia" w:hAnsiTheme="majorHAnsi"/>
+      <w:rFonts w:ascii="Calibri" w:hAnsi="Calibri" w:eastAsia="" w:cs="" w:asciiTheme="majorHAnsi" w:cstheme="majorBidi" w:eastAsiaTheme="majorEastAsia" w:hAnsiTheme="majorHAnsi"/>
       <w:color w:themeColor="accent1" w:val="4F81BD"/>
       <w:sz w:val="20"/>
       <w:szCs w:val="20"/>
@@ -1972,7 +3267,7 @@
     <w:qFormat/>
     <w:rsid w:val="00fc693f"/>
     <w:rPr>
-      <w:rFonts w:ascii="Calibri" w:hAnsi="Calibri" w:eastAsia="ＭＳ ゴシック" w:cs="" w:asciiTheme="majorHAnsi" w:cstheme="majorBidi" w:eastAsiaTheme="majorEastAsia" w:hAnsiTheme="majorHAnsi"/>
+      <w:rFonts w:ascii="Calibri" w:hAnsi="Calibri" w:eastAsia="" w:cs="" w:asciiTheme="majorHAnsi" w:cstheme="majorBidi" w:eastAsiaTheme="majorEastAsia" w:hAnsiTheme="majorHAnsi"/>
       <w:i/>
       <w:iCs/>
       <w:color w:themeColor="text1" w:themeTint="bf" w:val="404040"/>
@@ -2209,12 +3504,13 @@
     <w:rsid w:val="00fc693f"/>
     <w:pPr>
       <w:widowControl/>
+      <w:suppressAutoHyphens w:val="true"/>
       <w:bidi w:val="0"/>
       <w:spacing w:lineRule="auto" w:line="240" w:before="0" w:after="0"/>
       <w:jc w:val="left"/>
     </w:pPr>
     <w:rPr>
-      <w:rFonts w:ascii="Cambria" w:hAnsi="Cambria" w:eastAsia="ＭＳ 明朝" w:cs="" w:asciiTheme="minorHAnsi" w:cstheme="minorBidi" w:eastAsiaTheme="minorEastAsia" w:hAnsiTheme="minorHAnsi"/>
+      <w:rFonts w:ascii="Cambria" w:hAnsi="Cambria" w:eastAsia="" w:cs="" w:asciiTheme="minorHAnsi" w:cstheme="minorBidi" w:eastAsiaTheme="minorEastAsia" w:hAnsiTheme="minorHAnsi"/>
       <w:color w:val="auto"/>
       <w:kern w:val="0"/>
       <w:sz w:val="22"/>
@@ -2238,7 +3534,7 @@
       <w:contextualSpacing/>
     </w:pPr>
     <w:rPr>
-      <w:rFonts w:ascii="Calibri" w:hAnsi="Calibri" w:eastAsia="ＭＳ ゴシック" w:cs="" w:asciiTheme="majorHAnsi" w:cstheme="majorBidi" w:eastAsiaTheme="majorEastAsia" w:hAnsiTheme="majorHAnsi"/>
+      <w:rFonts w:ascii="Calibri" w:hAnsi="Calibri" w:eastAsia="" w:cs="" w:asciiTheme="majorHAnsi" w:cstheme="majorBidi" w:eastAsiaTheme="majorEastAsia" w:hAnsiTheme="majorHAnsi"/>
       <w:color w:themeColor="text2" w:themeShade="bf" w:val="17365D"/>
       <w:spacing w:val="5"/>
       <w:kern w:val="2"/>
@@ -2256,7 +3552,7 @@
     <w:rsid w:val="00fc693f"/>
     <w:pPr/>
     <w:rPr>
-      <w:rFonts w:ascii="Calibri" w:hAnsi="Calibri" w:eastAsia="ＭＳ ゴシック" w:cs="" w:asciiTheme="majorHAnsi" w:cstheme="majorBidi" w:eastAsiaTheme="majorEastAsia" w:hAnsiTheme="majorHAnsi"/>
+      <w:rFonts w:ascii="Calibri" w:hAnsi="Calibri" w:eastAsia="" w:cs="" w:asciiTheme="majorHAnsi" w:cstheme="majorBidi" w:eastAsiaTheme="majorEastAsia" w:hAnsiTheme="majorHAnsi"/>
       <w:i/>
       <w:iCs/>
       <w:color w:themeColor="accent1" w:val="4F81BD"/>
@@ -2489,12 +3785,13 @@
         <w:tab w:val="left" w:pos="3456" w:leader="none"/>
         <w:tab w:val="left" w:pos="4032" w:leader="none"/>
       </w:tabs>
+      <w:suppressAutoHyphens w:val="true"/>
       <w:bidi w:val="0"/>
       <w:spacing w:lineRule="auto" w:line="276" w:before="0" w:after="200"/>
       <w:jc w:val="left"/>
     </w:pPr>
     <w:rPr>
-      <w:rFonts w:ascii="Courier" w:hAnsi="Courier" w:eastAsia="ＭＳ 明朝" w:cs="" w:cstheme="minorBidi" w:eastAsiaTheme="minorEastAsia"/>
+      <w:rFonts w:ascii="Courier" w:hAnsi="Courier" w:eastAsia="" w:cs="" w:cstheme="minorBidi" w:eastAsiaTheme="minorEastAsia"/>
       <w:color w:val="auto"/>
       <w:kern w:val="0"/>
       <w:sz w:val="20"/>
@@ -5692,7 +6989,6 @@
       <w:pPr>
         <w:spacing w:before="0" w:after="0" w:line="240" w:lineRule="auto"/>
       </w:pPr>
-      <w:rPr/>
       <w:tblPr/>
       <w:tcPr>
         <w:tcBorders>
@@ -5838,7 +7134,6 @@
       <w:pPr>
         <w:spacing w:before="0" w:after="0" w:line="240" w:lineRule="auto"/>
       </w:pPr>
-      <w:rPr/>
       <w:tblPr/>
       <w:tcPr>
         <w:tcBorders>
@@ -5984,7 +7279,6 @@
       <w:pPr>
         <w:spacing w:before="0" w:after="0" w:line="240" w:lineRule="auto"/>
       </w:pPr>
-      <w:rPr/>
       <w:tblPr/>
       <w:tcPr>
         <w:tcBorders>
@@ -6130,7 +7424,6 @@
       <w:pPr>
         <w:spacing w:before="0" w:after="0" w:line="240" w:lineRule="auto"/>
       </w:pPr>
-      <w:rPr/>
       <w:tblPr/>
       <w:tcPr>
         <w:tcBorders>
@@ -6276,7 +7569,6 @@
       <w:pPr>
         <w:spacing w:before="0" w:after="0" w:line="240" w:lineRule="auto"/>
       </w:pPr>
-      <w:rPr/>
       <w:tblPr/>
       <w:tcPr>
         <w:tcBorders>
@@ -6422,7 +7714,6 @@
       <w:pPr>
         <w:spacing w:before="0" w:after="0" w:line="240" w:lineRule="auto"/>
       </w:pPr>
-      <w:rPr/>
       <w:tblPr/>
       <w:tcPr>
         <w:tcBorders>
@@ -6568,7 +7859,6 @@
       <w:pPr>
         <w:spacing w:before="0" w:after="0" w:line="240" w:lineRule="auto"/>
       </w:pPr>
-      <w:rPr/>
       <w:tblPr/>
       <w:tcPr>
         <w:tcBorders>
